--- a/docs/PROTOTYPE_OVERVIEW.docx
+++ b/docs/PROTOTYPE_OVERVIEW.docx
@@ -8,7 +8,7 @@
         <w:jc w:val="center"/>
       </w:pPr>
       <w:r>
-        <w:t>Injection-Molding Predictive Maintenance Digital Twin</w:t>
+        <w:t>IMM Digital Twin Platform</w:t>
       </w:r>
     </w:p>
     <w:p>
@@ -19,7 +19,9 @@
         <w:rPr>
           <w:i/>
         </w:rPr>
-        <w:t>Prototype Overview — what was built, how it works, and how to extend it</w:t>
+        <w:t>Industrial Predictive-Maintenance Platform for Injection-Molding Machines</w:t>
+        <w:br/>
+        <w:t>Prototype Overview — what it is, how it works, and how to demo it</w:t>
       </w:r>
     </w:p>
     <w:p>
@@ -27,7 +29,7 @@
         <w:pStyle w:val="Heading1"/>
       </w:pPr>
       <w:r>
-        <w:t>1. Goal</w:t>
+        <w:t>1. Executive summary</w:t>
       </w:r>
     </w:p>
     <w:p>
@@ -36,7 +38,7 @@
           <w:b w:val="0"/>
           <w:i w:val="0"/>
         </w:rPr>
-        <w:t>Decide when exactly to replace an injection-molding machine — neither too early (wasted residual life, lost capital) nor too late (catastrophic failure, zero resale value). The prototype predicts Remaining Useful Life (RUL) per component, converts that into a calendar replacement date and an urgency band, and surfaces it all in a live dashboard so an operator can plan interventions component-by-component.</w:t>
+        <w:t>The IMM Digital Twin Platform is an enterprise-grade monitoring environment for injection-molding machines. A large, interactive 3-D digital twin sits at the centre of a command-centre layout; each of the machine's five monitored subsystems is colour-coded and tinted by its live health directly on the model. The platform predicts Remaining Useful Life (RUL) per subsystem, converts it into calendar replacement dates and urgency, and surfaces it all with charts and tooltips that explain themselves — so a non-specialist can read the machine and know what to do.</w:t>
       </w:r>
     </w:p>
     <w:p>
@@ -45,173 +47,14 @@
           <w:b w:val="0"/>
           <w:i w:val="0"/>
         </w:rPr>
-        <w:t>The replacement decision is anchored on three health constants exposed via the API:</w:t>
-      </w:r>
-    </w:p>
-    <w:p>
-      <w:r>
-        <w:rPr>
-          <w:rFonts w:ascii="Consolas" w:hAnsi="Consolas"/>
-          <w:sz w:val="18"/>
-        </w:rPr>
-        <w:t>FAILURE_THRESHOLD    = 0.20   # below this: imminent failure, do not run</w:t>
-        <w:br/>
-        <w:t>OPTIMAL_REPLACE_LOW  = 0.35   # sweet-spot lower bound</w:t>
-        <w:br/>
-        <w:t>OPTIMAL_REPLACE_HIGH = 0.42   # sweet-spot upper bound — best resale window</w:t>
-      </w:r>
-    </w:p>
-    <w:p>
-      <w:r>
-        <w:rPr>
-          <w:b w:val="0"/>
-          <w:i w:val="0"/>
-        </w:rPr>
-        <w:t>Replace when median predicted health enters [0.35, 0.42]. Above 0.42 → keep running. Below 0.20 → already too late.</w:t>
-      </w:r>
-    </w:p>
-    <w:p>
-      <w:pPr>
-        <w:pStyle w:val="Heading1"/>
-      </w:pPr>
-      <w:r>
-        <w:t>2. What was built</w:t>
-      </w:r>
-    </w:p>
-    <w:p>
-      <w:r>
-        <w:rPr>
-          <w:b w:val="0"/>
-          <w:i w:val="0"/>
-        </w:rPr>
-        <w:t>End-to-end working prototype, intentionally minimal stack:</w:t>
-      </w:r>
-    </w:p>
-    <w:p>
-      <w:pPr>
-        <w:pStyle w:val="ListBullet"/>
-      </w:pPr>
-      <w:r>
-        <w:t>Physics-style cycle simulator with hidden component health (5 components) and injectable faults.</w:t>
-      </w:r>
-    </w:p>
-    <w:p>
-      <w:pPr>
-        <w:pStyle w:val="ListBullet"/>
-      </w:pPr>
-      <w:r>
-        <w:t>DataSource abstraction — same interface for sim and real PLC. Swap one class to go live.</w:t>
-      </w:r>
-    </w:p>
-    <w:p>
-      <w:pPr>
-        <w:pStyle w:val="ListBullet"/>
-      </w:pPr>
-      <w:r>
-        <w:t>Cycle-feature extractor (49 observable features per shot, no hidden state leakage).</w:t>
-      </w:r>
-    </w:p>
-    <w:p>
-      <w:pPr>
-        <w:pStyle w:val="ListBullet"/>
-      </w:pPr>
-      <w:r>
-        <w:t>Per-component RUL: for each of the 5 components, three quantile regressors (p10/p50/p90). Plus a calibrated 3-class quality classifier (good / acceptable / waste).</w:t>
-      </w:r>
-    </w:p>
-    <w:p>
-      <w:pPr>
-        <w:pStyle w:val="ListBullet"/>
-      </w:pPr>
-      <w:r>
-        <w:t>Urgency engine: converts each component's predicted RUL (cycles) into a calendar replacement date and an urgency band (critical / imminent / schedule / monitor), driven by a configurable cycles-per-day setting.</w:t>
-      </w:r>
-    </w:p>
-    <w:p>
-      <w:pPr>
-        <w:pStyle w:val="ListBullet"/>
-      </w:pPr>
-      <w:r>
-        <w:t>aiohttp WebSocket server streaming live cycles + predictions; REST endpoints for fault injection, sim speed, and runtime settings (/api/settings).</w:t>
-      </w:r>
-    </w:p>
-    <w:p>
-      <w:pPr>
-        <w:pStyle w:val="ListBullet"/>
-      </w:pPr>
-      <w:r>
-        <w:t>Modern React UI (Vite + React 18 + Tailwind + shadcn/ui + Recharts + lucide): radial component gauges, per-component detail dialogs, RUL band chart, quality card, live process charts, fault controls.</w:t>
-      </w:r>
-    </w:p>
-    <w:p>
-      <w:pPr>
-        <w:pStyle w:val="ListBullet"/>
-      </w:pPr>
-      <w:r>
-        <w:t>Optional interactive 3-D digital twin of the machine (Three.js, Draco-compressed glb), feature-flagged on via VITE_ENABLE_3D.</w:t>
-      </w:r>
-    </w:p>
-    <w:p>
-      <w:pPr>
-        <w:pStyle w:val="Heading2"/>
-      </w:pPr>
-      <w:r>
-        <w:t>2.1 Component map</w:t>
-      </w:r>
-    </w:p>
-    <w:p>
-      <w:r>
-        <w:rPr>
-          <w:rFonts w:ascii="Consolas" w:hAnsi="Consolas"/>
-          <w:sz w:val="18"/>
-        </w:rPr>
-        <w:t>src/simulator/   machine.py, profiles.py, degradation.py (FSM), faults.py</w:t>
-        <w:br/>
-        <w:t>src/datasource/  simulator_source.py, plc_source.py  (same interface)</w:t>
-        <w:br/>
-        <w:t>src/ml/          features.py, splits.py, train_quality.py, train_rul.py,</w:t>
-        <w:br/>
-        <w:t xml:space="preserve">                 predict.py, urgency.py</w:t>
-        <w:br/>
-        <w:t>scripts/         generate_training_data.py, retrain_models.py,</w:t>
-        <w:br/>
-        <w:t xml:space="preserve">                 capture_screenshots.py, build_overview_doc.py</w:t>
-        <w:br/>
-        <w:t>run.py           aiohttp server — WS stream, /api/fault, /api/speedup,</w:t>
-        <w:br/>
-        <w:t xml:space="preserve">                 /api/settings, static frontend + /models + /draco</w:t>
-        <w:br/>
-        <w:t>web/             Vite + React (TS strict). components/: ComponentGauge,</w:t>
-        <w:br/>
-        <w:t xml:space="preserve">                 ComponentGrid, RULBand, QualityCard, ProcessCharts,</w:t>
-        <w:br/>
-        <w:t xml:space="preserve">                 FaultButtons, Twin2D, Twin3D, ui/ (shadcn primitives)</w:t>
-        <w:br/>
-        <w:t>web/public/      models/injection_machine.glb (Draco), draco/ (decoder)</w:t>
-      </w:r>
-    </w:p>
-    <w:p>
-      <w:pPr>
-        <w:pStyle w:val="Heading1"/>
-      </w:pPr>
-      <w:r>
-        <w:t>3. The live demo</w:t>
-      </w:r>
-    </w:p>
-    <w:p>
-      <w:r>
-        <w:rPr>
-          <w:b w:val="0"/>
-          <w:i w:val="0"/>
-        </w:rPr>
-        <w:t>Healthy machine streaming live cycles: five radial gauges show per-component health and days-until-replacement, the RUL band sits far from the failure threshold, quality is GOOD.</w:t>
+        <w:t>The design target is professional industrial software comparable to platforms from Siemens, Bosch, Schneider Electric, Rockwell, GE Digital, ABB and PTC ThingWorx — not a consumer dashboard.</w:t>
       </w:r>
     </w:p>
     <w:p>
       <w:r>
         <w:drawing>
           <wp:inline xmlns:a="http://schemas.openxmlformats.org/drawingml/2006/main" xmlns:pic="http://schemas.openxmlformats.org/drawingml/2006/picture">
-            <wp:extent cx="5486400" cy="3998214"/>
+            <wp:extent cx="5943600" cy="3343275"/>
             <wp:docPr id="1" name="Picture 1"/>
             <wp:cNvGraphicFramePr>
               <a:graphicFrameLocks noChangeAspect="1"/>
@@ -220,7 +63,7 @@
               <a:graphicData uri="http://schemas.openxmlformats.org/drawingml/2006/picture">
                 <pic:pic>
                   <pic:nvPicPr>
-                    <pic:cNvPr id="0" name="01_dashboard.png"/>
+                    <pic:cNvPr id="0" name="01_operations_overview.png"/>
                     <pic:cNvPicPr/>
                   </pic:nvPicPr>
                   <pic:blipFill>
@@ -232,7 +75,7 @@
                   <pic:spPr>
                     <a:xfrm>
                       <a:off x="0" y="0"/>
-                      <a:ext cx="5486400" cy="3998214"/>
+                      <a:ext cx="5943600" cy="3343275"/>
                     </a:xfrm>
                     <a:prstGeom prst="rect"/>
                   </pic:spPr>
@@ -252,7 +95,40 @@
           <w:i/>
           <w:sz w:val="18"/>
         </w:rPr>
-        <w:t>Figure: Full dashboard — live cycles, per-component gauges, RUL band, quality, process curves</w:t>
+        <w:t>Figure: Command Center — Operations mode. The 3-D twin is the hero; the left rail shows live per-subsystem health; the right panel is the machine-overview context.</w:t>
+      </w:r>
+    </w:p>
+    <w:p>
+      <w:r>
+        <w:rPr>
+          <w:b/>
+          <w:i w:val="0"/>
+        </w:rPr>
+        <w:t>Two modes, one application:</w:t>
+      </w:r>
+    </w:p>
+    <w:p>
+      <w:pPr>
+        <w:pStyle w:val="ListBullet"/>
+      </w:pPr>
+      <w:r>
+        <w:t>Operations — live monitoring: health-tinted twin, subsystem rail, contextual detail panel, enterprise charts, and self-explaining tooltips.</w:t>
+      </w:r>
+    </w:p>
+    <w:p>
+      <w:pPr>
+        <w:pStyle w:val="ListBullet"/>
+      </w:pPr>
+      <w:r>
+        <w:t>Inspection — the full mesh-level engineering workbench folded in as a native module: hierarchy, isolate, wireframe / x-ray, search, and a component-mapping editor.</w:t>
+      </w:r>
+    </w:p>
+    <w:p>
+      <w:pPr>
+        <w:pStyle w:val="Heading1"/>
+      </w:pPr>
+      <w:r>
+        <w:t>2. Architecture</w:t>
       </w:r>
     </w:p>
     <w:p>
@@ -261,14 +137,490 @@
           <w:b w:val="0"/>
           <w:i w:val="0"/>
         </w:rPr>
-        <w:t>After clicking a fault (e.g. Hydraulic Pump Wear): the affected component's gauge swings toward critical, health drops, the RUL band collapses toward the failure threshold, and quality degrades. This proves the simulator → features → ML → UI pipeline reacts end-to-end.</w:t>
+        <w:t>The platform is a single-page application served by one Python (aiohttp) server. A WebSocket streams a machine snapshot every cycle; a small REST surface handles commands and persists configuration and the component map to files. Nine modules:</w:t>
+      </w:r>
+    </w:p>
+    <w:p>
+      <w:pPr>
+        <w:pStyle w:val="ListBullet"/>
+      </w:pPr>
+      <w:r>
+        <w:t>1. Digital Twin Viewer — R3F canvas, camera (orbit/pan/zoom/fit/focus/reset, cinematic transitions), lighting, outline FX.</w:t>
+      </w:r>
+    </w:p>
+    <w:p>
+      <w:pPr>
+        <w:pStyle w:val="ListBullet"/>
+      </w:pPr>
+      <w:r>
+        <w:t>2. Component Mapping Engine — classifies meshes → subsystems (spatial + name hints); loads/persists the component map.</w:t>
+      </w:r>
+    </w:p>
+    <w:p>
+      <w:pPr>
+        <w:pStyle w:val="ListBullet"/>
+      </w:pPr>
+      <w:r>
+        <w:t>3. Component Health Engine — per-subsystem health, status band and trend from the live snapshot.</w:t>
+      </w:r>
+    </w:p>
+    <w:p>
+      <w:pPr>
+        <w:pStyle w:val="ListBullet"/>
+      </w:pPr>
+      <w:r>
+        <w:t>4. RUL Engine — per-subsystem remaining-useful-life, urgency and forecast band.</w:t>
+      </w:r>
+    </w:p>
+    <w:p>
+      <w:pPr>
+        <w:pStyle w:val="ListBullet"/>
+      </w:pPr>
+      <w:r>
+        <w:t>5. Sensor Visualization Engine — scalar / curve channels mapped to subsystems, with adaptive threshold envelopes.</w:t>
+      </w:r>
+    </w:p>
+    <w:p>
+      <w:pPr>
+        <w:pStyle w:val="ListBullet"/>
+      </w:pPr>
+      <w:r>
+        <w:t>6. Alert Engine — machine-state banner, fault list, prioritised 'act on this first'.</w:t>
+      </w:r>
+    </w:p>
+    <w:p>
+      <w:pPr>
+        <w:pStyle w:val="ListBullet"/>
+      </w:pPr>
+      <w:r>
+        <w:t>7. Analytics Engine — trends, forecast regions, predicted-failure markers, KPIs.</w:t>
+      </w:r>
+    </w:p>
+    <w:p>
+      <w:pPr>
+        <w:pStyle w:val="ListBullet"/>
+      </w:pPr>
+      <w:r>
+        <w:t>8. Deployment Module — config + threshold + map persistence, deterministic boot.</w:t>
+      </w:r>
+    </w:p>
+    <w:p>
+      <w:pPr>
+        <w:pStyle w:val="ListBullet"/>
+      </w:pPr>
+      <w:r>
+        <w:t>9. Collaboration Module — shared review sessions via URL state, tunnel-aware.</w:t>
+      </w:r>
+    </w:p>
+    <w:p>
+      <w:r>
+        <w:rPr>
+          <w:b w:val="0"/>
+          <w:i w:val="0"/>
+        </w:rPr>
+        <w:t>The five monitored subsystems and how they bind to the backend and the sensors:</w:t>
+      </w:r>
+    </w:p>
+    <w:tbl>
+      <w:tblPr>
+        <w:tblStyle w:val="TableGrid"/>
+        <w:tblW w:type="auto" w:w="0"/>
+        <w:tblLook w:firstColumn="1" w:firstRow="1" w:lastColumn="0" w:lastRow="0" w:noHBand="0" w:noVBand="1" w:val="04A0"/>
+      </w:tblPr>
+      <w:tblGrid>
+        <w:gridCol w:w="1728"/>
+        <w:gridCol w:w="1728"/>
+        <w:gridCol w:w="1728"/>
+        <w:gridCol w:w="1728"/>
+        <w:gridCol w:w="1728"/>
+      </w:tblGrid>
+      <w:tr>
+        <w:tc>
+          <w:tcPr>
+            <w:tcW w:type="dxa" w:w="1728"/>
+          </w:tcPr>
+          <w:p>
+            <w:r>
+              <w:rPr>
+                <w:b/>
+              </w:rPr>
+              <w:t>Subsystem</w:t>
+            </w:r>
+          </w:p>
+        </w:tc>
+        <w:tc>
+          <w:tcPr>
+            <w:tcW w:type="dxa" w:w="1728"/>
+          </w:tcPr>
+          <w:p>
+            <w:r>
+              <w:rPr>
+                <w:b/>
+              </w:rPr>
+              <w:t>Colour</w:t>
+            </w:r>
+          </w:p>
+        </w:tc>
+        <w:tc>
+          <w:tcPr>
+            <w:tcW w:type="dxa" w:w="1728"/>
+          </w:tcPr>
+          <w:p>
+            <w:r>
+              <w:rPr>
+                <w:b/>
+              </w:rPr>
+              <w:t>Backend key</w:t>
+            </w:r>
+          </w:p>
+        </w:tc>
+        <w:tc>
+          <w:tcPr>
+            <w:tcW w:type="dxa" w:w="1728"/>
+          </w:tcPr>
+          <w:p>
+            <w:r>
+              <w:rPr>
+                <w:b/>
+              </w:rPr>
+              <w:t>What it is</w:t>
+            </w:r>
+          </w:p>
+        </w:tc>
+        <w:tc>
+          <w:tcPr>
+            <w:tcW w:type="dxa" w:w="1728"/>
+          </w:tcPr>
+          <w:p>
+            <w:r>
+              <w:rPr>
+                <w:b/>
+              </w:rPr>
+              <w:t>Key sensors</w:t>
+            </w:r>
+          </w:p>
+        </w:tc>
+      </w:tr>
+      <w:tr>
+        <w:tc>
+          <w:tcPr>
+            <w:tcW w:type="dxa" w:w="1728"/>
+          </w:tcPr>
+          <w:p>
+            <w:r>
+              <w:t>Hydraulic</w:t>
+            </w:r>
+          </w:p>
+        </w:tc>
+        <w:tc>
+          <w:tcPr>
+            <w:tcW w:type="dxa" w:w="1728"/>
+            <w:shd w:val="clear" w:color="auto" w:fill="3b82f6"/>
+          </w:tcPr>
+          <w:p>
+            <w:r>
+              <w:rPr>
+                <w:sz w:val="16"/>
+              </w:rPr>
+              <w:t>#3b82f6</w:t>
+            </w:r>
+          </w:p>
+        </w:tc>
+        <w:tc>
+          <w:tcPr>
+            <w:tcW w:type="dxa" w:w="1728"/>
+          </w:tcPr>
+          <w:p>
+            <w:r>
+              <w:t>hydraulic</w:t>
+            </w:r>
+          </w:p>
+        </w:tc>
+        <w:tc>
+          <w:tcPr>
+            <w:tcW w:type="dxa" w:w="1728"/>
+          </w:tcPr>
+          <w:p>
+            <w:r>
+              <w:t>Pumps, valves, cylinders, oil circuit</w:t>
+            </w:r>
+          </w:p>
+        </w:tc>
+        <w:tc>
+          <w:tcPr>
+            <w:tcW w:type="dxa" w:w="1728"/>
+          </w:tcPr>
+          <w:p>
+            <w:r>
+              <w:t>Inj. pressure, oil temp</w:t>
+            </w:r>
+          </w:p>
+        </w:tc>
+      </w:tr>
+      <w:tr>
+        <w:tc>
+          <w:tcPr>
+            <w:tcW w:type="dxa" w:w="1728"/>
+          </w:tcPr>
+          <w:p>
+            <w:r>
+              <w:t>Screw &amp; Check Ring</w:t>
+            </w:r>
+          </w:p>
+        </w:tc>
+        <w:tc>
+          <w:tcPr>
+            <w:tcW w:type="dxa" w:w="1728"/>
+            <w:shd w:val="clear" w:color="auto" w:fill="f97316"/>
+          </w:tcPr>
+          <w:p>
+            <w:r>
+              <w:rPr>
+                <w:sz w:val="16"/>
+              </w:rPr>
+              <w:t>#f97316</w:t>
+            </w:r>
+          </w:p>
+        </w:tc>
+        <w:tc>
+          <w:tcPr>
+            <w:tcW w:type="dxa" w:w="1728"/>
+          </w:tcPr>
+          <w:p>
+            <w:r>
+              <w:t>screw_check_ring</w:t>
+            </w:r>
+          </w:p>
+        </w:tc>
+        <w:tc>
+          <w:tcPr>
+            <w:tcW w:type="dxa" w:w="1728"/>
+          </w:tcPr>
+          <w:p>
+            <w:r>
+              <w:t>Screw, non-return ring, barrel, nozzle</w:t>
+            </w:r>
+          </w:p>
+        </w:tc>
+        <w:tc>
+          <w:tcPr>
+            <w:tcW w:type="dxa" w:w="1728"/>
+          </w:tcPr>
+          <w:p>
+            <w:r>
+              <w:t>Cushion, cavity pressure</w:t>
+            </w:r>
+          </w:p>
+        </w:tc>
+      </w:tr>
+      <w:tr>
+        <w:tc>
+          <w:tcPr>
+            <w:tcW w:type="dxa" w:w="1728"/>
+          </w:tcPr>
+          <w:p>
+            <w:r>
+              <w:t>Drive</w:t>
+            </w:r>
+          </w:p>
+        </w:tc>
+        <w:tc>
+          <w:tcPr>
+            <w:tcW w:type="dxa" w:w="1728"/>
+            <w:shd w:val="clear" w:color="auto" w:fill="22c55e"/>
+          </w:tcPr>
+          <w:p>
+            <w:r>
+              <w:rPr>
+                <w:sz w:val="16"/>
+              </w:rPr>
+              <w:t>#22c55e</w:t>
+            </w:r>
+          </w:p>
+        </w:tc>
+        <w:tc>
+          <w:tcPr>
+            <w:tcW w:type="dxa" w:w="1728"/>
+          </w:tcPr>
+          <w:p>
+            <w:r>
+              <w:t>drive</w:t>
+            </w:r>
+          </w:p>
+        </w:tc>
+        <w:tc>
+          <w:tcPr>
+            <w:tcW w:type="dxa" w:w="1728"/>
+          </w:tcPr>
+          <w:p>
+            <w:r>
+              <w:t>Motors, gearboxes, servo drive</w:t>
+            </w:r>
+          </w:p>
+        </w:tc>
+        <w:tc>
+          <w:tcPr>
+            <w:tcW w:type="dxa" w:w="1728"/>
+          </w:tcPr>
+          <w:p>
+            <w:r>
+              <w:t>Screw RPM, cycle time</w:t>
+            </w:r>
+          </w:p>
+        </w:tc>
+      </w:tr>
+      <w:tr>
+        <w:tc>
+          <w:tcPr>
+            <w:tcW w:type="dxa" w:w="1728"/>
+          </w:tcPr>
+          <w:p>
+            <w:r>
+              <w:t>Heaters</w:t>
+            </w:r>
+          </w:p>
+        </w:tc>
+        <w:tc>
+          <w:tcPr>
+            <w:tcW w:type="dxa" w:w="1728"/>
+            <w:shd w:val="clear" w:color="auto" w:fill="eab308"/>
+          </w:tcPr>
+          <w:p>
+            <w:r>
+              <w:rPr>
+                <w:sz w:val="16"/>
+              </w:rPr>
+              <w:t>#eab308</w:t>
+            </w:r>
+          </w:p>
+        </w:tc>
+        <w:tc>
+          <w:tcPr>
+            <w:tcW w:type="dxa" w:w="1728"/>
+          </w:tcPr>
+          <w:p>
+            <w:r>
+              <w:t>heaters</w:t>
+            </w:r>
+          </w:p>
+        </w:tc>
+        <w:tc>
+          <w:tcPr>
+            <w:tcW w:type="dxa" w:w="1728"/>
+          </w:tcPr>
+          <w:p>
+            <w:r>
+              <w:t>Barrel heater bands, thermocouples</w:t>
+            </w:r>
+          </w:p>
+        </w:tc>
+        <w:tc>
+          <w:tcPr>
+            <w:tcW w:type="dxa" w:w="1728"/>
+          </w:tcPr>
+          <w:p>
+            <w:r>
+              <w:t>Barrel temps, nozzle temp</w:t>
+            </w:r>
+          </w:p>
+        </w:tc>
+      </w:tr>
+      <w:tr>
+        <w:tc>
+          <w:tcPr>
+            <w:tcW w:type="dxa" w:w="1728"/>
+          </w:tcPr>
+          <w:p>
+            <w:r>
+              <w:t>Mold &amp; Clamp</w:t>
+            </w:r>
+          </w:p>
+        </w:tc>
+        <w:tc>
+          <w:tcPr>
+            <w:tcW w:type="dxa" w:w="1728"/>
+            <w:shd w:val="clear" w:color="auto" w:fill="a855f7"/>
+          </w:tcPr>
+          <w:p>
+            <w:r>
+              <w:rPr>
+                <w:sz w:val="16"/>
+              </w:rPr>
+              <w:t>#a855f7</w:t>
+            </w:r>
+          </w:p>
+        </w:tc>
+        <w:tc>
+          <w:tcPr>
+            <w:tcW w:type="dxa" w:w="1728"/>
+          </w:tcPr>
+          <w:p>
+            <w:r>
+              <w:t>mold</w:t>
+            </w:r>
+          </w:p>
+        </w:tc>
+        <w:tc>
+          <w:tcPr>
+            <w:tcW w:type="dxa" w:w="1728"/>
+          </w:tcPr>
+          <w:p>
+            <w:r>
+              <w:t>Platens, cavities, ejector, clamp</w:t>
+            </w:r>
+          </w:p>
+        </w:tc>
+        <w:tc>
+          <w:tcPr>
+            <w:tcW w:type="dxa" w:w="1728"/>
+          </w:tcPr>
+          <w:p>
+            <w:r>
+              <w:t>Clamp force, cooling time</w:t>
+            </w:r>
+          </w:p>
+        </w:tc>
+      </w:tr>
+    </w:tbl>
+    <w:p>
+      <w:r>
+        <w:rPr>
+          <w:b w:val="0"/>
+          <w:i w:val="0"/>
+        </w:rPr>
+        <w:t>Data contract (unchanged from the underlying predictive-maintenance engine): the snapshot carries cycle index, per-component health [0..1], per-component RUL quantiles (p10/p50/p90) + replacement date + urgency, a 3-class quality prediction, 14 scalar and 5 curve sensor channels, and the latched machine state.</w:t>
+      </w:r>
+    </w:p>
+    <w:p>
+      <w:pPr>
+        <w:pStyle w:val="Heading1"/>
+      </w:pPr>
+      <w:r>
+        <w:t>3. Operations mode</w:t>
+      </w:r>
+    </w:p>
+    <w:p>
+      <w:pPr>
+        <w:pStyle w:val="Heading2"/>
+      </w:pPr>
+      <w:r>
+        <w:t>3.1 The Subsystem Rail</w:t>
+      </w:r>
+    </w:p>
+    <w:p>
+      <w:r>
+        <w:rPr>
+          <w:b w:val="0"/>
+          <w:i w:val="0"/>
+        </w:rPr>
+        <w:t>The left rail lists the five subsystems, each with its identity colour, a live health bar, status band (Healthy / Watch / Critical / Failed), trend arrow and replacement horizon. Hovering a subsystem highlights its meshes on the twin and opens an explanation; clicking it selects the subsystem, flies the camera in, and makes the right panel that subsystem's live detail. A 'Machine health' rollup at the bottom names the worst component.</w:t>
       </w:r>
     </w:p>
     <w:p>
       <w:r>
         <w:drawing>
           <wp:inline xmlns:a="http://schemas.openxmlformats.org/drawingml/2006/main" xmlns:pic="http://schemas.openxmlformats.org/drawingml/2006/picture">
-            <wp:extent cx="5486400" cy="3998214"/>
+            <wp:extent cx="5943600" cy="3343275"/>
             <wp:docPr id="2" name="Picture 2"/>
             <wp:cNvGraphicFramePr>
               <a:graphicFrameLocks noChangeAspect="1"/>
@@ -277,7 +629,7 @@
               <a:graphicData uri="http://schemas.openxmlformats.org/drawingml/2006/picture">
                 <pic:pic>
                   <pic:nvPicPr>
-                    <pic:cNvPr id="0" name="03_with_fault.png"/>
+                    <pic:cNvPr id="0" name="02_rail_tooltip.png"/>
                     <pic:cNvPicPr/>
                   </pic:nvPicPr>
                   <pic:blipFill>
@@ -289,7 +641,7 @@
                   <pic:spPr>
                     <a:xfrm>
                       <a:off x="0" y="0"/>
-                      <a:ext cx="5486400" cy="3998214"/>
+                      <a:ext cx="5943600" cy="3343275"/>
                     </a:xfrm>
                     <a:prstGeom prst="rect"/>
                   </pic:spPr>
@@ -309,15 +661,7 @@
           <w:i/>
           <w:sz w:val="18"/>
         </w:rPr>
-        <w:t>Figure: Fault injected — component health drops, RUL shrinks, quality degrades</w:t>
-      </w:r>
-    </w:p>
-    <w:p>
-      <w:pPr>
-        <w:pStyle w:val="Heading1"/>
-      </w:pPr>
-      <w:r>
-        <w:t>4. How to read the UI</w:t>
+        <w:t>Figure: Hovering a rail item highlights its region on the 3-D model and opens a What / Reading / Action explanation.</w:t>
       </w:r>
     </w:p>
     <w:p>
@@ -325,7 +669,7 @@
         <w:pStyle w:val="Heading2"/>
       </w:pPr>
       <w:r>
-        <w:t>4.1 Component gauges (Component Health &amp; RUL)</w:t>
+        <w:t>3.2 Subsystem selection — the active context</w:t>
       </w:r>
     </w:p>
     <w:p>
@@ -334,22 +678,14 @@
           <w:b w:val="0"/>
           <w:i w:val="0"/>
         </w:rPr>
-        <w:t>Five radial gauges, one per component (hydraulic, screw / check ring, heaters, drive, mold). The ring fill encodes health; the ring color encodes urgency band — red = critical (&lt; 7 days), amber = imminent (7–30), cyan = schedule (30–90), green = monitor (&gt; 90). Center text shows days until replacement. Click any gauge to open its detail dialog.</w:t>
-      </w:r>
-    </w:p>
-    <w:p>
-      <w:pPr>
-        <w:pStyle w:val="Heading2"/>
-      </w:pPr>
-      <w:r>
-        <w:t>4.2 Component detail dialog</w:t>
+        <w:t>Selecting any subsystem (from the rail or by clicking it on the 3-D model) ghosts the rest of the machine, frames the camera on the selected region, shows a 'Viewing ·' badge for orientation, and turns the right panel into that subsystem's detail: a health ring, RUL (p50 cycles + calendar horizon), failure probability, status, trend, a maintenance recommendation, an RUL-forecast chart, a health-trend chart, and a live sensor summary.</w:t>
       </w:r>
     </w:p>
     <w:p>
       <w:r>
         <w:drawing>
           <wp:inline xmlns:a="http://schemas.openxmlformats.org/drawingml/2006/main" xmlns:pic="http://schemas.openxmlformats.org/drawingml/2006/picture">
-            <wp:extent cx="4572000" cy="5572125"/>
+            <wp:extent cx="5943600" cy="3343275"/>
             <wp:docPr id="3" name="Picture 3"/>
             <wp:cNvGraphicFramePr>
               <a:graphicFrameLocks noChangeAspect="1"/>
@@ -358,7 +694,7 @@
               <a:graphicData uri="http://schemas.openxmlformats.org/drawingml/2006/picture">
                 <pic:pic>
                   <pic:nvPicPr>
-                    <pic:cNvPr id="0" name="02_gauge_dialog.png"/>
+                    <pic:cNvPr id="0" name="03_select_hydraulic.png"/>
                     <pic:cNvPicPr/>
                   </pic:nvPicPr>
                   <pic:blipFill>
@@ -370,7 +706,7 @@
                   <pic:spPr>
                     <a:xfrm>
                       <a:off x="0" y="0"/>
-                      <a:ext cx="4572000" cy="5572125"/>
+                      <a:ext cx="5943600" cy="3343275"/>
                     </a:xfrm>
                     <a:prstGeom prst="rect"/>
                   </pic:spPr>
@@ -390,133 +726,14 @@
           <w:i/>
           <w:sz w:val="18"/>
         </w:rPr>
-        <w:t>Figure: Per-component dialog — p10/p50/p90, RUL band, replacement date, urgency</w:t>
-      </w:r>
-    </w:p>
-    <w:p>
-      <w:r>
-        <w:rPr>
-          <w:b w:val="0"/>
-          <w:i w:val="0"/>
-        </w:rPr>
-        <w:t>The dialog shows that component's RUL quantiles (p10 / p50 / p90 in cycles), a component-scoped RUL band with the failure-threshold reference, the calendar replacement date, days remaining, and a (stub) Schedule-maintenance action.</w:t>
-      </w:r>
-    </w:p>
-    <w:p>
-      <w:pPr>
-        <w:pStyle w:val="Heading2"/>
-      </w:pPr>
-      <w:r>
-        <w:t>4.3 RUL forecast band</w:t>
-      </w:r>
-    </w:p>
-    <w:p>
-      <w:r>
-        <w:rPr>
-          <w:b w:val="0"/>
-          <w:i w:val="0"/>
-        </w:rPr>
-        <w:t>Recharts area band for the worst component (lowest median RUL). Three quantiles from three models:</w:t>
-      </w:r>
-    </w:p>
-    <w:p>
-      <w:pPr>
-        <w:pStyle w:val="ListBullet"/>
-      </w:pPr>
-      <w:r>
-        <w:t>p50 (line) — median estimate, the headline number.</w:t>
-      </w:r>
-    </w:p>
-    <w:p>
-      <w:pPr>
-        <w:pStyle w:val="ListBullet"/>
-      </w:pPr>
-      <w:r>
-        <w:t>p10 / p90 (band) — pessimistic / optimistic bounds (10 % tails).</w:t>
-      </w:r>
-    </w:p>
-    <w:p>
-      <w:r>
-        <w:rPr>
-          <w:b w:val="0"/>
-          <w:i w:val="0"/>
-        </w:rPr>
-        <w:t>A failure-threshold reference line and the resale sweet-spot window are drawn for context. The footer names the worst component and its replace-by date.</w:t>
-      </w:r>
-    </w:p>
-    <w:p>
-      <w:pPr>
-        <w:pStyle w:val="Heading2"/>
-      </w:pPr>
-      <w:r>
-        <w:t>4.4 Quality card</w:t>
-      </w:r>
-    </w:p>
-    <w:p>
-      <w:r>
-        <w:rPr>
-          <w:b w:val="0"/>
-          <w:i w:val="0"/>
-        </w:rPr>
-        <w:t>Calibrated 3-class prediction per shot: GOOD / ACCEPTABLE / WASTE with probability bars. Probabilities are calibrated (CalibratedClassifierCV) so they can be thresholded directly — e.g. alert when P(waste) &gt; 0.3 for three consecutive shots.</w:t>
-      </w:r>
-    </w:p>
-    <w:p>
-      <w:pPr>
-        <w:pStyle w:val="Heading2"/>
-      </w:pPr>
-      <w:r>
-        <w:t>4.5 Process charts</w:t>
-      </w:r>
-    </w:p>
-    <w:p>
-      <w:r>
-        <w:rPr>
-          <w:b w:val="0"/>
-          <w:i w:val="0"/>
-        </w:rPr>
-        <w:t>Live cavity-pressure, injection-pressure, screw-position / velocity, and nozzle-temperature traces from the most recent cycle (Recharts line charts). Models consume engineered cycle features, not the raw curves.</w:t>
-      </w:r>
-    </w:p>
-    <w:p>
-      <w:pPr>
-        <w:pStyle w:val="Heading2"/>
-      </w:pPr>
-      <w:r>
-        <w:t>4.6 Fault buttons + controls</w:t>
-      </w:r>
-    </w:p>
-    <w:p>
-      <w:r>
-        <w:rPr>
-          <w:b w:val="0"/>
-          <w:i w:val="0"/>
-        </w:rPr>
-        <w:t>Click a fault button (Check Ring Wear, Heater Drift, Hydraulic Pump Wear) to inject that failure mode; the button turns red while active, click again to clear. The speed slider scales sim wall-clock for demos / fast degradation. The header shows machine id, cycle counter, and a green WebSocket-health dot.</w:t>
-      </w:r>
-    </w:p>
-    <w:p>
-      <w:pPr>
-        <w:pStyle w:val="Heading2"/>
-      </w:pPr>
-      <w:r>
-        <w:t>4.7 Digital twin</w:t>
-      </w:r>
-    </w:p>
-    <w:p>
-      <w:r>
-        <w:rPr>
-          <w:b w:val="0"/>
-          <w:i w:val="0"/>
-        </w:rPr>
-        <w:t>Default build: a lightweight 2-D schematic twin. With the 3-D feature flag enabled, the same card becomes an interactive 3-D model of the machine (drag to orbit, scroll to zoom, idle auto-rotate). See section 6.</w:t>
+        <w:t>Figure: Hydraulic selected — base/power-pack region highlighted; full live detail panel.</w:t>
       </w:r>
     </w:p>
     <w:p>
       <w:r>
         <w:drawing>
           <wp:inline xmlns:a="http://schemas.openxmlformats.org/drawingml/2006/main" xmlns:pic="http://schemas.openxmlformats.org/drawingml/2006/picture">
-            <wp:extent cx="5486400" cy="4039362"/>
+            <wp:extent cx="5943600" cy="3343275"/>
             <wp:docPr id="4" name="Picture 4"/>
             <wp:cNvGraphicFramePr>
               <a:graphicFrameLocks noChangeAspect="1"/>
@@ -525,7 +742,7 @@
               <a:graphicData uri="http://schemas.openxmlformats.org/drawingml/2006/picture">
                 <pic:pic>
                   <pic:nvPicPr>
-                    <pic:cNvPr id="0" name="app_3d_panel.png"/>
+                    <pic:cNvPr id="0" name="05_select_drive.png"/>
                     <pic:cNvPicPr/>
                   </pic:nvPicPr>
                   <pic:blipFill>
@@ -537,7 +754,7 @@
                   <pic:spPr>
                     <a:xfrm>
                       <a:off x="0" y="0"/>
-                      <a:ext cx="5486400" cy="4039362"/>
+                      <a:ext cx="5943600" cy="3343275"/>
                     </a:xfrm>
                     <a:prstGeom prst="rect"/>
                   </pic:spPr>
@@ -557,193 +774,14 @@
           <w:i/>
           <w:sz w:val="18"/>
         </w:rPr>
-        <w:t>Figure: Dashboard with the interactive 3-D digital twin enabled (top-left card)</w:t>
-      </w:r>
-    </w:p>
-    <w:p>
-      <w:pPr>
-        <w:pStyle w:val="Heading1"/>
-      </w:pPr>
-      <w:r>
-        <w:t>5. How it works under the hood</w:t>
-      </w:r>
-    </w:p>
-    <w:p>
-      <w:pPr>
-        <w:pStyle w:val="Heading2"/>
-      </w:pPr>
-      <w:r>
-        <w:t>5.1 Simulator</w:t>
-      </w:r>
-    </w:p>
-    <w:p>
-      <w:r>
-        <w:rPr>
-          <w:b w:val="0"/>
-          <w:i w:val="0"/>
-        </w:rPr>
-        <w:t>Each cycle the machine produces cavity-pressure / velocity / screw-position curves. A hidden finite-state machine (degradation.py) advances each component's true health, accelerated by injected faults. The FSM state is private — used only to label training rows, never as a feature.</w:t>
-      </w:r>
-    </w:p>
-    <w:p>
-      <w:pPr>
-        <w:pStyle w:val="Heading2"/>
-      </w:pPr>
-      <w:r>
-        <w:t>5.2 Feature extraction</w:t>
-      </w:r>
-    </w:p>
-    <w:p>
-      <w:r>
-        <w:rPr>
-          <w:b w:val="0"/>
-          <w:i w:val="0"/>
-        </w:rPr>
-        <w:t>features.py turns each raw cycle into 49 scalar features: peak pressures, areas under the curve, time-to-peak, slopes, ratios, temperature stats, etc. These are the only inputs to the models. An AST-level lint test forbids features.py from importing src.simulator.* — a hard guard against leaking hidden state into features.</w:t>
-      </w:r>
-    </w:p>
-    <w:p>
-      <w:pPr>
-        <w:pStyle w:val="Heading2"/>
-      </w:pPr>
-      <w:r>
-        <w:t>5.3 Models (per-component RUL + quality)</w:t>
-      </w:r>
-    </w:p>
-    <w:p>
-      <w:pPr>
-        <w:pStyle w:val="ListBullet"/>
-      </w:pPr>
-      <w:r>
-        <w:t>RUL: for EACH of the 5 components, 3 GradientBoostingRegressors with quantile loss (alpha = 0.1, 0.5, 0.9). Artifact shape: {components: {&lt;comp&gt;: {models, feature_cols, val_scores}}}.</w:t>
-      </w:r>
-    </w:p>
-    <w:p>
-      <w:pPr>
-        <w:pStyle w:val="ListBullet"/>
-      </w:pPr>
-      <w:r>
-        <w:t>Quality: CalibratedClassifierCV(GradientBoostingClassifier) — 3 classes, calibrated probabilities.</w:t>
-      </w:r>
-    </w:p>
-    <w:p>
-      <w:pPr>
-        <w:pStyle w:val="ListBullet"/>
-      </w:pPr>
-      <w:r>
-        <w:t>Validation: GroupKFold by machine_id — a machine's cycles are never split across train/val.</w:t>
-      </w:r>
-    </w:p>
-    <w:p>
-      <w:pPr>
-        <w:pStyle w:val="ListBullet"/>
-      </w:pPr>
-      <w:r>
-        <w:t>Calibration gate: a held-out test asserts [p10, p90] coverage &gt;= 70 % per component.</w:t>
-      </w:r>
-    </w:p>
-    <w:p>
-      <w:pPr>
-        <w:pStyle w:val="ListBullet"/>
-      </w:pPr>
-      <w:r>
-        <w:t>No-leakage: neither head may use hidden FSM health nor the RUL target columns (rul_*_cycles) as features — enforced in both trainers.</w:t>
-      </w:r>
-    </w:p>
-    <w:p>
-      <w:r>
-        <w:rPr>
-          <w:b w:val="0"/>
-          <w:i w:val="0"/>
-        </w:rPr>
-        <w:t>Note on per-component val scores: because an un-faulted component's RUL is essentially (0.8 / base_wear) − elapsed_cycles, the per-component targets are affine-equivalent (same shape, different offset). Quantile pinball loss is invariant to that additive offset once learned, so the per-component pinball scores come out nearly identical — this is a property of the simulator's design, not a training bug; predicted RUL ranges still differ correctly per component.</w:t>
-      </w:r>
-    </w:p>
-    <w:p>
-      <w:r>
-        <w:rPr>
-          <w:b w:val="0"/>
-          <w:i w:val="0"/>
-        </w:rPr>
-        <w:t>Predictor (predict.py) loads the per-component artifact, returns rul_per_component (p10/p50/p90 + replacement_date + urgency for each component) plus a back-compat top-level rul block for the worst component. Quantile crossings from the independent heads are absorbed by sorting.</w:t>
-      </w:r>
-    </w:p>
-    <w:p>
-      <w:pPr>
-        <w:pStyle w:val="Heading2"/>
-      </w:pPr>
-      <w:r>
-        <w:t>5.4 Replacement dates + urgency</w:t>
-      </w:r>
-    </w:p>
-    <w:p>
-      <w:r>
-        <w:rPr>
-          <w:b w:val="0"/>
-          <w:i w:val="0"/>
-        </w:rPr>
-        <w:t>urgency.py is pure functions:</w:t>
-      </w:r>
-    </w:p>
-    <w:p>
-      <w:r>
-        <w:rPr>
-          <w:rFonts w:ascii="Consolas" w:hAnsi="Consolas"/>
-          <w:sz w:val="18"/>
-        </w:rPr>
-        <w:t>cycles_to_date(cycles, cycles_per_day, now) -&gt; date</w:t>
-        <w:br/>
-        <w:t>classify(days) -&gt; 'critical' (&lt;7) | 'imminent' (7-30) | 'schedule' (30-90) | 'monitor' (&gt;=90)</w:t>
-      </w:r>
-    </w:p>
-    <w:p>
-      <w:r>
-        <w:rPr>
-          <w:b w:val="0"/>
-          <w:i w:val="0"/>
-        </w:rPr>
-        <w:t>cycles_per_day is a runtime setting (default 40, adjustable live in the Settings drawer) read/updated via GET/POST /api/settings and echoed in every snapshot's config block; the predictor uses it to turn cycles into dates. It is kept low relative to the simulator's deliberately short component lifespans (~4k–13k cycles to the failure line) so a healthy machine reads schedule/monitor rather than critical.</w:t>
-      </w:r>
-    </w:p>
-    <w:p>
-      <w:pPr>
-        <w:pStyle w:val="Heading2"/>
-      </w:pPr>
-      <w:r>
-        <w:t>5.5 Serving</w:t>
-      </w:r>
-    </w:p>
-    <w:p>
-      <w:r>
-        <w:rPr>
-          <w:b w:val="0"/>
-          <w:i w:val="0"/>
-        </w:rPr>
-        <w:t>run.py launches an aiohttp app. On each incoming cycle it extracts features, calls predict.predict(cycles_per_day=...), and broadcasts the snapshot over WebSocket to all browser clients. REST: /api/fault, /api/speedup, /api/settings. Static: the built frontend plus /models and /draco (needed by the 3-D twin). If model artifacts are missing the server still runs — the UI shows raw cycles with a per-cycle FSM fallback for RUL.</w:t>
-      </w:r>
-    </w:p>
-    <w:p>
-      <w:pPr>
-        <w:pStyle w:val="Heading1"/>
-      </w:pPr>
-      <w:r>
-        <w:t>6. The 3-D digital twin</w:t>
-      </w:r>
-    </w:p>
-    <w:p>
-      <w:r>
-        <w:rPr>
-          <w:b w:val="0"/>
-          <w:i w:val="0"/>
-        </w:rPr>
-        <w:t>Optional, feature-flagged interactive 3-D model of the machine.</w:t>
+        <w:t>Figure: Drive selected — the central drive region; the camera reframes to it.</w:t>
       </w:r>
     </w:p>
     <w:p>
       <w:r>
         <w:drawing>
           <wp:inline xmlns:a="http://schemas.openxmlformats.org/drawingml/2006/main" xmlns:pic="http://schemas.openxmlformats.org/drawingml/2006/picture">
-            <wp:extent cx="4572000" cy="3214688"/>
+            <wp:extent cx="5943600" cy="3343275"/>
             <wp:docPr id="5" name="Picture 5"/>
             <wp:cNvGraphicFramePr>
               <a:graphicFrameLocks noChangeAspect="1"/>
@@ -752,7 +790,7 @@
               <a:graphicData uri="http://schemas.openxmlformats.org/drawingml/2006/picture">
                 <pic:pic>
                   <pic:nvPicPr>
-                    <pic:cNvPr id="0" name="model_preview.png"/>
+                    <pic:cNvPr id="0" name="07_select_mold.png"/>
                     <pic:cNvPicPr/>
                   </pic:nvPicPr>
                   <pic:blipFill>
@@ -764,7 +802,7 @@
                   <pic:spPr>
                     <a:xfrm>
                       <a:off x="0" y="0"/>
-                      <a:ext cx="4572000" cy="3214688"/>
+                      <a:ext cx="5943600" cy="3343275"/>
                     </a:xfrm>
                     <a:prstGeom prst="rect"/>
                   </pic:spPr>
@@ -784,195 +822,15 @@
           <w:i/>
           <w:sz w:val="18"/>
         </w:rPr>
-        <w:t>Figure: The Draco-compressed injection-machine model (350 KB)</w:t>
+        <w:t>Figure: Mold &amp; Clamp selected — the clamp end; per-subsystem charts update to Mold.</w:t>
       </w:r>
     </w:p>
     <w:p>
       <w:pPr>
-        <w:pStyle w:val="ListBullet"/>
+        <w:pStyle w:val="Heading2"/>
       </w:pPr>
       <w:r>
-        <w:t>Source: Trimble 3D Warehouse model. Its General Model License permits embedding in a larger 'Combined Work' and format conversion, requires no attribution; only standalone redistribution is barred (N/A here). License analysis: docs/3D_LICENSE.md.</w:t>
-      </w:r>
-    </w:p>
-    <w:p>
-      <w:pPr>
-        <w:pStyle w:val="ListBullet"/>
-      </w:pPr>
-      <w:r>
-        <w:t>Pipeline: .dae (8.7 MB) -&gt; glb via trimesh -&gt; gltf-transform optimize (dedup/join/weld/Draco/WebP) -&gt; 350 KB (307 KB gzipped). Output is committed at web/public/models/injection_machine.glb.</w:t>
-      </w:r>
-    </w:p>
-    <w:p>
-      <w:pPr>
-        <w:pStyle w:val="ListBullet"/>
-      </w:pPr>
-      <w:r>
-        <w:t>Twin3D.tsx: plain Three.js + GLTFLoader + DRACOLoader (decoder served from /draco/) + OrbitControls; bbox auto-fit, ResizeObserver, full dispose-on-unmount.</w:t>
-      </w:r>
-    </w:p>
-    <w:p>
-      <w:pPr>
-        <w:pStyle w:val="ListBullet"/>
-      </w:pPr>
-      <w:r>
-        <w:t>Enable with VITE_ENABLE_3D=true at build/dev time; the Digital Twin card then renders Twin3D instead of the 2-D schematic. Off by default (no three.js model fetch).</w:t>
-      </w:r>
-    </w:p>
-    <w:p>
-      <w:pPr>
-        <w:pStyle w:val="ListBullet"/>
-      </w:pPr>
-      <w:r>
-        <w:t>Live per-component binding is deferred: the model's nodes have only generic names (group_*, instance_*), so health is shown via the gauges, not bound to meshes. Binding would require re-authoring the model with semantic node names.</w:t>
-      </w:r>
-    </w:p>
-    <w:p>
-      <w:pPr>
-        <w:pStyle w:val="Heading1"/>
-      </w:pPr>
-      <w:r>
-        <w:t>7. Reproducibility — cloning to a new machine (e.g. DGX)</w:t>
-      </w:r>
-    </w:p>
-    <w:p>
-      <w:r>
-        <w:rPr>
-          <w:b/>
-          <w:i w:val="0"/>
-        </w:rPr>
-        <w:t>What is tracked in the source tree and survives a clone:</w:t>
-      </w:r>
-    </w:p>
-    <w:p>
-      <w:pPr>
-        <w:pStyle w:val="ListBullet"/>
-      </w:pPr>
-      <w:r>
-        <w:t>All code (src/, scripts/, run.py, tests/, web/src/).</w:t>
-      </w:r>
-    </w:p>
-    <w:p>
-      <w:pPr>
-        <w:pStyle w:val="ListBullet"/>
-      </w:pPr>
-      <w:r>
-        <w:t>3-D assets: web/public/models/injection_machine.glb and web/public/draco/* (NOT gitignored) — the twin works after clone with no re-conversion.</w:t>
-      </w:r>
-    </w:p>
-    <w:p>
-      <w:pPr>
-        <w:pStyle w:val="ListBullet"/>
-      </w:pPr>
-      <w:r>
-        <w:t>The original 3-D source archive web/public/models/injection+machine.zip (re-conversion is reproducible).</w:t>
-      </w:r>
-    </w:p>
-    <w:p>
-      <w:pPr>
-        <w:pStyle w:val="ListBullet"/>
-      </w:pPr>
-      <w:r>
-        <w:t>Dependency manifests: pyproject.toml (Python) and web/package.json + package-lock.json (JS, incl. three).</w:t>
-      </w:r>
-    </w:p>
-    <w:p>
-      <w:r>
-        <w:rPr>
-          <w:b/>
-          <w:i w:val="0"/>
-        </w:rPr>
-        <w:t>What is gitignored and must be regenerated after clone:</w:t>
-      </w:r>
-    </w:p>
-    <w:p>
-      <w:pPr>
-        <w:pStyle w:val="ListBullet"/>
-      </w:pPr>
-      <w:r>
-        <w:t>Python venv (.venv/) and node_modules/ — reinstall (see section 8).</w:t>
-      </w:r>
-    </w:p>
-    <w:p>
-      <w:pPr>
-        <w:pStyle w:val="ListBullet"/>
-      </w:pPr>
-      <w:r>
-        <w:t>Training data (data/, *.parquet) and ML artifacts (artifacts/, *.pkl) — regenerate via `make train`.</w:t>
-      </w:r>
-    </w:p>
-    <w:p>
-      <w:r>
-        <w:rPr>
-          <w:b/>
-          <w:i w:val="0"/>
-        </w:rPr>
-        <w:t>Notes:</w:t>
-      </w:r>
-    </w:p>
-    <w:p>
-      <w:pPr>
-        <w:pStyle w:val="ListBullet"/>
-      </w:pPr>
-      <w:r>
-        <w:t>Project is not yet a git repo; when you git init + add, ensure the binary 3-D assets under web/public/ are committed (they are not ignored, so a normal `git add` includes them).</w:t>
-      </w:r>
-    </w:p>
-    <w:p>
-      <w:pPr>
-        <w:pStyle w:val="ListBullet"/>
-      </w:pPr>
-      <w:r>
-        <w:t>Retraining is parallelized: train_rul/train_quality accept n_jobs (retrain_models.py uses 5/3). On a many-core box (DGX) the full retrain is comfortably fast.</w:t>
-      </w:r>
-    </w:p>
-    <w:p>
-      <w:pPr>
-        <w:pStyle w:val="ListBullet"/>
-      </w:pPr>
-      <w:r>
-        <w:t>trimesh/pycollada (3-D conversion) and playwright (screenshots) are dev-only; not needed at runtime because the glb is already committed.</w:t>
-      </w:r>
-    </w:p>
-    <w:p>
-      <w:pPr>
-        <w:pStyle w:val="Heading1"/>
-      </w:pPr>
-      <w:r>
-        <w:t>8. How to run it</w:t>
-      </w:r>
-    </w:p>
-    <w:p>
-      <w:r>
-        <w:rPr>
-          <w:rFonts w:ascii="Consolas" w:hAnsi="Consolas"/>
-          <w:sz w:val="18"/>
-        </w:rPr>
-        <w:t>python -m venv .venv &amp;&amp; source .venv/bin/activate</w:t>
-        <w:br/>
-        <w:t>pip install -e ".[dev]"                        # deps from pyproject.toml</w:t>
-        <w:br/>
-        <w:t>python scripts/generate_training_data.py        # synthetic cycles across machines</w:t>
-        <w:br/>
-        <w:t>python scripts/retrain_models.py                # writes artifacts/models/* (parallel)</w:t>
-        <w:br/>
-        <w:t># build the frontend:</w:t>
-        <w:br/>
-        <w:t>cd web &amp;&amp; npm install &amp;&amp; npm run build &amp;&amp; cd ..</w:t>
-        <w:br/>
-        <w:t>#   (3-D twin: VITE_ENABLE_3D=true npm run build)</w:t>
-        <w:br/>
-        <w:t>python run.py                                   # serves the app (default PORT 8000)</w:t>
-        <w:br/>
-        <w:t>#   open http://localhost:8000  — try fault buttons, watch RUL + quality react</w:t>
-      </w:r>
-    </w:p>
-    <w:p>
-      <w:pPr>
-        <w:pStyle w:val="Heading1"/>
-      </w:pPr>
-      <w:r>
-        <w:t>9. Hard architectural rules (do not violate)</w:t>
+        <w:t>3.3 Enterprise charts</w:t>
       </w:r>
     </w:p>
     <w:p>
@@ -981,506 +839,14 @@
           <w:b w:val="0"/>
           <w:i w:val="0"/>
         </w:rPr>
-        <w:t>These constraints protect model integrity or keep the prototype shippable on a single laptop:</w:t>
-      </w:r>
-    </w:p>
-    <w:p>
-      <w:pPr>
-        <w:pStyle w:val="ListBullet"/>
-      </w:pPr>
-      <w:r>
-        <w:t>Hidden component-health state is NEVER exposed to any model; models train only on observable signals.</w:t>
-      </w:r>
-    </w:p>
-    <w:p>
-      <w:pPr>
-        <w:pStyle w:val="ListBullet"/>
-      </w:pPr>
-      <w:r>
-        <w:t>RUL target columns (rul_*_cycles) are never used as features (enforced in both trainers).</w:t>
-      </w:r>
-    </w:p>
-    <w:p>
-      <w:pPr>
-        <w:pStyle w:val="ListBullet"/>
-      </w:pPr>
-      <w:r>
-        <w:t>RUL models use group-split-by-machine for validation — no cross-machine leakage.</w:t>
-      </w:r>
-    </w:p>
-    <w:p>
-      <w:pPr>
-        <w:pStyle w:val="ListBullet"/>
-      </w:pPr>
-      <w:r>
-        <w:t>src/ml/features.py must not import from src/simulator/* — enforced by an AST lint test.</w:t>
-      </w:r>
-    </w:p>
-    <w:p>
-      <w:pPr>
-        <w:pStyle w:val="ListBullet"/>
-      </w:pPr>
-      <w:r>
-        <w:t>Held-out [p10, p90] coverage must stay &gt;= 70 % per component (calibration test).</w:t>
-      </w:r>
-    </w:p>
-    <w:p>
-      <w:r>
-        <w:rPr>
-          <w:b w:val="0"/>
-          <w:i w:val="0"/>
-        </w:rPr>
-        <w:t>Scope guardrails (deliberately out of scope): Docker/K8s, message brokers (MQTT/Kafka), TimescaleDB/MinIO/MLflow/Prefect, auth/JWT/RBAC, microservices, fleet view, RL, drift detection, and anything described as 'production-grade'. (Note: an optional decorative 3-D twin IS now included and license-cleared — see section 6.)</w:t>
-      </w:r>
-    </w:p>
-    <w:p>
-      <w:pPr>
-        <w:pStyle w:val="Heading1"/>
-      </w:pPr>
-      <w:r>
-        <w:t>10. Glossary — plain English</w:t>
-      </w:r>
-    </w:p>
-    <w:p>
-      <w:r>
-        <w:rPr>
-          <w:b w:val="0"/>
-          <w:i w:val="0"/>
-        </w:rPr>
-        <w:t>Every technical term on the dashboard, translated. Each entry: one technical sentence, one plain sentence, and one factory-floor analogy.</w:t>
-      </w:r>
-    </w:p>
-    <w:p>
-      <w:r>
-        <w:rPr>
-          <w:b/>
-        </w:rPr>
-        <w:t xml:space="preserve">RUL (Remaining Useful Life) — </w:t>
-      </w:r>
-      <w:r>
-        <w:t>The number of production cycles a component is predicted to survive before its true health crosses the failure threshold.</w:t>
-      </w:r>
-    </w:p>
-    <w:p>
-      <w:r>
-        <w:rPr>
-          <w:b/>
-        </w:rPr>
-        <w:t xml:space="preserve">In plain English: </w:t>
-      </w:r>
-      <w:r>
-        <w:t>How much life the part has left, counted in shots.</w:t>
-      </w:r>
-    </w:p>
-    <w:p>
-      <w:r>
-        <w:rPr>
-          <w:b/>
-          <w:i/>
-        </w:rPr>
-        <w:t xml:space="preserve">On the factory floor: </w:t>
-      </w:r>
-      <w:r>
-        <w:rPr>
-          <w:i/>
-        </w:rPr>
-        <w:t>Like an oil-life gauge in a car — but counting molded parts instead of miles.</w:t>
-      </w:r>
-    </w:p>
-    <w:p/>
-    <w:p>
-      <w:r>
-        <w:rPr>
-          <w:b/>
-        </w:rPr>
-        <w:t xml:space="preserve">p10 / p50 / p90 quantile — </w:t>
-      </w:r>
-      <w:r>
-        <w:t>Three points on the predicted RUL distribution: the model estimates a 10 %, 50 %, and 90 % chance the true RUL falls below each value.</w:t>
-      </w:r>
-    </w:p>
-    <w:p>
-      <w:r>
-        <w:rPr>
-          <w:b/>
-        </w:rPr>
-        <w:t xml:space="preserve">In plain English: </w:t>
-      </w:r>
-      <w:r>
-        <w:t>A pessimistic, a most-likely, and an optimistic estimate of remaining life.</w:t>
-      </w:r>
-    </w:p>
-    <w:p>
-      <w:r>
-        <w:rPr>
-          <w:b/>
-          <w:i/>
-        </w:rPr>
-        <w:t xml:space="preserve">On the factory floor: </w:t>
-      </w:r>
-      <w:r>
-        <w:rPr>
-          <w:i/>
-        </w:rPr>
-        <w:t>Like a forecast: 'most likely 50k more shots, but could be as few as 10k or as many as 90k.'</w:t>
-      </w:r>
-    </w:p>
-    <w:p/>
-    <w:p>
-      <w:r>
-        <w:rPr>
-          <w:b/>
-        </w:rPr>
-        <w:t xml:space="preserve">Calibration — </w:t>
-      </w:r>
-      <w:r>
-        <w:t>Post-processing (CalibratedClassifierCV) that makes the model's reported probabilities match real-world frequencies, so a stated '70 %' really happens about 70 % of the time.</w:t>
-      </w:r>
-    </w:p>
-    <w:p>
-      <w:r>
-        <w:rPr>
-          <w:b/>
-        </w:rPr>
-        <w:t xml:space="preserve">In plain English: </w:t>
-      </w:r>
-      <w:r>
-        <w:t>Making the confidence numbers honest.</w:t>
-      </w:r>
-    </w:p>
-    <w:p>
-      <w:r>
-        <w:rPr>
-          <w:b/>
-          <w:i/>
-        </w:rPr>
-        <w:t xml:space="preserve">On the factory floor: </w:t>
-      </w:r>
-      <w:r>
-        <w:rPr>
-          <w:i/>
-        </w:rPr>
-        <w:t>If the card says '30 % chance of a bad part', roughly 3 of every 10 such shots really are bad.</w:t>
-      </w:r>
-    </w:p>
-    <w:p/>
-    <w:p>
-      <w:r>
-        <w:rPr>
-          <w:b/>
-        </w:rPr>
-        <w:t xml:space="preserve">GroupKFold — </w:t>
-      </w:r>
-      <w:r>
-        <w:t>A cross-validation split that keeps all cycles from one machine entirely in either training or validation — never both.</w:t>
-      </w:r>
-    </w:p>
-    <w:p>
-      <w:r>
-        <w:rPr>
-          <w:b/>
-        </w:rPr>
-        <w:t xml:space="preserve">In plain English: </w:t>
-      </w:r>
-      <w:r>
-        <w:t>Testing the model on machines it has never seen, not just new shots from familiar machines.</w:t>
-      </w:r>
-    </w:p>
-    <w:p>
-      <w:r>
-        <w:rPr>
-          <w:b/>
-          <w:i/>
-        </w:rPr>
-        <w:t xml:space="preserve">On the factory floor: </w:t>
-      </w:r>
-      <w:r>
-        <w:rPr>
-          <w:i/>
-        </w:rPr>
-        <w:t>Proving the model works on a brand-new press, not only the few it learned on.</w:t>
-      </w:r>
-    </w:p>
-    <w:p/>
-    <w:p>
-      <w:r>
-        <w:rPr>
-          <w:b/>
-        </w:rPr>
-        <w:t xml:space="preserve">Urgency band — </w:t>
-      </w:r>
-      <w:r>
-        <w:t>A bucket (critical / imminent / schedule / monitor) derived from days-until-replacement: &lt;7, 7–30, 30–90, ≥90.</w:t>
-      </w:r>
-    </w:p>
-    <w:p>
-      <w:r>
-        <w:rPr>
-          <w:b/>
-        </w:rPr>
-        <w:t xml:space="preserve">In plain English: </w:t>
-      </w:r>
-      <w:r>
-        <w:t>A traffic-light label for how soon to act on a part.</w:t>
-      </w:r>
-    </w:p>
-    <w:p>
-      <w:r>
-        <w:rPr>
-          <w:b/>
-          <w:i/>
-        </w:rPr>
-        <w:t xml:space="preserve">On the factory floor: </w:t>
-      </w:r>
-      <w:r>
-        <w:rPr>
-          <w:i/>
-        </w:rPr>
-        <w:t>Red = order the part now; green = check again next month.</w:t>
-      </w:r>
-    </w:p>
-    <w:p/>
-    <w:p>
-      <w:r>
-        <w:rPr>
-          <w:b/>
-        </w:rPr>
-        <w:t xml:space="preserve">Replacement date — </w:t>
-      </w:r>
-      <w:r>
-        <w:t>The calendar date the predicted p50 RUL runs out, computed as RUL cycles ÷ cycles-per-day.</w:t>
-      </w:r>
-    </w:p>
-    <w:p>
-      <w:r>
-        <w:rPr>
-          <w:b/>
-        </w:rPr>
-        <w:t xml:space="preserve">In plain English: </w:t>
-      </w:r>
-      <w:r>
-        <w:t>The day to put this part on the maintenance calendar.</w:t>
-      </w:r>
-    </w:p>
-    <w:p>
-      <w:r>
-        <w:rPr>
-          <w:b/>
-          <w:i/>
-        </w:rPr>
-        <w:t xml:space="preserve">On the factory floor: </w:t>
-      </w:r>
-      <w:r>
-        <w:rPr>
-          <w:i/>
-        </w:rPr>
-        <w:t>'Replace the hydraulic pump by June 5' — something a scheduler can act on.</w:t>
-      </w:r>
-    </w:p>
-    <w:p/>
-    <w:p>
-      <w:r>
-        <w:rPr>
-          <w:b/>
-        </w:rPr>
-        <w:t xml:space="preserve">Failure threshold — </w:t>
-      </w:r>
-      <w:r>
-        <w:t>The health value (0.20) below which a component is considered failed; the machine then latches into a FAILED state.</w:t>
-      </w:r>
-    </w:p>
-    <w:p>
-      <w:r>
-        <w:rPr>
-          <w:b/>
-        </w:rPr>
-        <w:t xml:space="preserve">In plain English: </w:t>
-      </w:r>
-      <w:r>
-        <w:t>The point where the part is too worn to trust.</w:t>
-      </w:r>
-    </w:p>
-    <w:p>
-      <w:r>
-        <w:rPr>
-          <w:b/>
-          <w:i/>
-        </w:rPr>
-        <w:t xml:space="preserve">On the factory floor: </w:t>
-      </w:r>
-      <w:r>
-        <w:rPr>
-          <w:i/>
-        </w:rPr>
-        <w:t>Like a brake-pad wear line — past it, stop the press.</w:t>
-      </w:r>
-    </w:p>
-    <w:p/>
-    <w:p>
-      <w:r>
-        <w:rPr>
-          <w:b/>
-        </w:rPr>
-        <w:t xml:space="preserve">Sweet spot — </w:t>
-      </w:r>
-      <w:r>
-        <w:t>The resale-optimal health window [0.35, 0.42] where replacing recovers the most residual and resale value.</w:t>
-      </w:r>
-    </w:p>
-    <w:p>
-      <w:r>
-        <w:rPr>
-          <w:b/>
-        </w:rPr>
-        <w:t xml:space="preserve">In plain English: </w:t>
-      </w:r>
-      <w:r>
-        <w:t>The best time to replace — not too early, not too late.</w:t>
-      </w:r>
-    </w:p>
-    <w:p>
-      <w:r>
-        <w:rPr>
-          <w:b/>
-          <w:i/>
-        </w:rPr>
-        <w:t xml:space="preserve">On the factory floor: </w:t>
-      </w:r>
-      <w:r>
-        <w:rPr>
-          <w:i/>
-        </w:rPr>
-        <w:t>Trade the press while it still has resale value, before it becomes scrap.</w:t>
-      </w:r>
-    </w:p>
-    <w:p/>
-    <w:p>
-      <w:r>
-        <w:rPr>
-          <w:b/>
-        </w:rPr>
-        <w:t xml:space="preserve">Fault injection — </w:t>
-      </w:r>
-      <w:r>
-        <w:t>A demo control that ramps extra wear pressure into a component's hidden FSM to simulate a developing fault.</w:t>
-      </w:r>
-    </w:p>
-    <w:p>
-      <w:r>
-        <w:rPr>
-          <w:b/>
-        </w:rPr>
-        <w:t xml:space="preserve">In plain English: </w:t>
-      </w:r>
-      <w:r>
-        <w:t>A test button that fakes a part going bad.</w:t>
-      </w:r>
-    </w:p>
-    <w:p>
-      <w:r>
-        <w:rPr>
-          <w:b/>
-          <w:i/>
-        </w:rPr>
-        <w:t xml:space="preserve">On the factory floor: </w:t>
-      </w:r>
-      <w:r>
-        <w:rPr>
-          <w:i/>
-        </w:rPr>
-        <w:t>Like a trainer tripping a sensor to check the alarm catches it — for demonstration only.</w:t>
-      </w:r>
-    </w:p>
-    <w:p/>
-    <w:p>
-      <w:r>
-        <w:rPr>
-          <w:b/>
-        </w:rPr>
-        <w:t xml:space="preserve">Digital twin — </w:t>
-      </w:r>
-      <w:r>
-        <w:t>A live software model of the machine driven by the same data stream — here a 2-D schematic, or an optional interactive 3-D model.</w:t>
-      </w:r>
-    </w:p>
-    <w:p>
-      <w:r>
-        <w:rPr>
-          <w:b/>
-        </w:rPr>
-        <w:t xml:space="preserve">In plain English: </w:t>
-      </w:r>
-      <w:r>
-        <w:t>A virtual copy of the machine that mirrors its current condition.</w:t>
-      </w:r>
-    </w:p>
-    <w:p>
-      <w:r>
-        <w:rPr>
-          <w:b/>
-          <w:i/>
-        </w:rPr>
-        <w:t xml:space="preserve">On the factory floor: </w:t>
-      </w:r>
-      <w:r>
-        <w:rPr>
-          <w:i/>
-        </w:rPr>
-        <w:t>A dashboard stand-in of your press that lights up where it hurts.</w:t>
-      </w:r>
-    </w:p>
-    <w:p/>
-    <w:p>
-      <w:r>
-        <w:rPr>
-          <w:b/>
-        </w:rPr>
-        <w:t xml:space="preserve">Machine state — </w:t>
-      </w:r>
-      <w:r>
-        <w:t>A ground-truth status (running / warning / critical / failed) derived from the worst component's true health — distinct from the ML-predicted urgency band.</w:t>
-      </w:r>
-    </w:p>
-    <w:p>
-      <w:r>
-        <w:rPr>
-          <w:b/>
-        </w:rPr>
-        <w:t xml:space="preserve">In plain English: </w:t>
-      </w:r>
-      <w:r>
-        <w:t>The overall traffic-light for the whole press, right now.</w:t>
-      </w:r>
-    </w:p>
-    <w:p>
-      <w:r>
-        <w:rPr>
-          <w:b/>
-          <w:i/>
-        </w:rPr>
-        <w:t xml:space="preserve">On the factory floor: </w:t>
-      </w:r>
-      <w:r>
-        <w:rPr>
-          <w:i/>
-        </w:rPr>
-        <w:t>Green = making good parts; red FAILED = stopped, reset to continue.</w:t>
-      </w:r>
-    </w:p>
-    <w:p/>
-    <w:p>
-      <w:pPr>
-        <w:pStyle w:val="Heading1"/>
-      </w:pPr>
-      <w:r>
-        <w:t>11. Reading the dashboard at a glance</w:t>
+        <w:t>Every chart carries the same enterprise toolkit: a crosshair with hover values, shaded warning / critical threshold regions, a forecast region with the p10–p90 uncertainty band around the p50, and a predicted-failure marker. The RUL forecast projects the subsystem's health decline to its failure threshold; the crosshair reads out the value, the calendar horizon and the risk band at any point.</w:t>
       </w:r>
     </w:p>
     <w:p>
       <w:r>
         <w:drawing>
           <wp:inline xmlns:a="http://schemas.openxmlformats.org/drawingml/2006/main" xmlns:pic="http://schemas.openxmlformats.org/drawingml/2006/picture">
-            <wp:extent cx="5486400" cy="3998214"/>
+            <wp:extent cx="5943600" cy="3343275"/>
             <wp:docPr id="6" name="Picture 6"/>
             <wp:cNvGraphicFramePr>
               <a:graphicFrameLocks noChangeAspect="1"/>
@@ -1489,7 +855,7 @@
               <a:graphicData uri="http://schemas.openxmlformats.org/drawingml/2006/picture">
                 <pic:pic>
                   <pic:nvPicPr>
-                    <pic:cNvPr id="0" name="dashboard_annotated.png"/>
+                    <pic:cNvPr id="0" name="09_forecast_crosshair.png"/>
                     <pic:cNvPicPr/>
                   </pic:nvPicPr>
                   <pic:blipFill>
@@ -1501,7 +867,7 @@
                   <pic:spPr>
                     <a:xfrm>
                       <a:off x="0" y="0"/>
-                      <a:ext cx="5486400" cy="3998214"/>
+                      <a:ext cx="5943600" cy="3343275"/>
                     </a:xfrm>
                     <a:prstGeom prst="rect"/>
                   </pic:spPr>
@@ -1521,120 +887,15 @@
           <w:i/>
           <w:sz w:val="18"/>
         </w:rPr>
-        <w:t>Figure: The dashboard with numbered callouts (see below)</w:t>
+        <w:t>Figure: RUL Forecast crosshair — '+1.5k cycles · ~39 days / p10–p90 band / p50 health 37% (watch)'.</w:t>
       </w:r>
     </w:p>
     <w:p>
       <w:pPr>
-        <w:pStyle w:val="ListBullet"/>
+        <w:pStyle w:val="Heading2"/>
       </w:pPr>
       <w:r>
-        <w:t>1  Machine-state badge — the overall press status at a glance (Running/Warning/Critical/Failed).</w:t>
-      </w:r>
-    </w:p>
-    <w:p>
-      <w:pPr>
-        <w:pStyle w:val="ListBullet"/>
-      </w:pPr>
-      <w:r>
-        <w:t>2  Live cycle counter — shots produced this run; returns to 0 after a Reset.</w:t>
-      </w:r>
-    </w:p>
-    <w:p>
-      <w:pPr>
-        <w:pStyle w:val="ListBullet"/>
-      </w:pPr>
-      <w:r>
-        <w:t>3  Connection indicator — green 'Live' means the data stream is healthy.</w:t>
-      </w:r>
-    </w:p>
-    <w:p>
-      <w:pPr>
-        <w:pStyle w:val="ListBullet"/>
-      </w:pPr>
-      <w:r>
-        <w:t>4  Component gauges — health % (large), days-to-replace, and urgency for each of the five parts.</w:t>
-      </w:r>
-    </w:p>
-    <w:p>
-      <w:pPr>
-        <w:pStyle w:val="ListBullet"/>
-      </w:pPr>
-      <w:r>
-        <w:t>5  RUL forecast band — predicted remaining life (cycles) of the worst part, with the red failure line.</w:t>
-      </w:r>
-    </w:p>
-    <w:p>
-      <w:pPr>
-        <w:pStyle w:val="ListBullet"/>
-      </w:pPr>
-      <w:r>
-        <w:t>6  Worst-component footer — which part to act on first, and its replace-by date or status.</w:t>
-      </w:r>
-    </w:p>
-    <w:p>
-      <w:pPr>
-        <w:pStyle w:val="ListBullet"/>
-      </w:pPr>
-      <w:r>
-        <w:t>7  Quality card — the predicted class (good / acceptable / waste) of the most recent shot.</w:t>
-      </w:r>
-    </w:p>
-    <w:p>
-      <w:pPr>
-        <w:pStyle w:val="ListBullet"/>
-      </w:pPr>
-      <w:r>
-        <w:t>8  Reset · Settings · Demo controls — reset to pristine, set cycles-per-day, or inject test faults.</w:t>
-      </w:r>
-    </w:p>
-    <w:p>
-      <w:r>
-        <w:rPr>
-          <w:b/>
-          <w:i w:val="0"/>
-        </w:rPr>
-        <w:t>What should I do? — the decision in four bullets:</w:t>
-      </w:r>
-    </w:p>
-    <w:p>
-      <w:pPr>
-        <w:pStyle w:val="ListBullet"/>
-      </w:pPr>
-      <w:r>
-        <w:t>All gauges green (Monitor) → keep running; check again next month.</w:t>
-      </w:r>
-    </w:p>
-    <w:p>
-      <w:pPr>
-        <w:pStyle w:val="ListBullet"/>
-      </w:pPr>
-      <w:r>
-        <w:t>Any gauge amber or blue (Imminent / Schedule) → put that part on the maintenance calendar by its replace-by date.</w:t>
-      </w:r>
-    </w:p>
-    <w:p>
-      <w:pPr>
-        <w:pStyle w:val="ListBullet"/>
-      </w:pPr>
-      <w:r>
-        <w:t>Any gauge red (Critical) or OVERDUE → order the part now and plan a stop.</w:t>
-      </w:r>
-    </w:p>
-    <w:p>
-      <w:pPr>
-        <w:pStyle w:val="ListBullet"/>
-      </w:pPr>
-      <w:r>
-        <w:t>Banner reads FAILED → the press has stopped; replace the named part, then press Reset.</w:t>
-      </w:r>
-    </w:p>
-    <w:p>
-      <w:pPr>
-        <w:pStyle w:val="Heading1"/>
-      </w:pPr>
-      <w:r>
-        <w:t>12. Visual design system</w:t>
+        <w:t>3.4 The self-explaining platform</w:t>
       </w:r>
     </w:p>
     <w:p>
@@ -1643,7 +904,713 @@
           <w:b w:val="0"/>
           <w:i w:val="0"/>
         </w:rPr>
-        <w:t>Dark-mode-only industrial palette, defined once as CSS variables in web/src/styles/tokens.css and mirrored into the shadcn theme.</w:t>
+        <w:t>Intelligent tooltips are a first-class feature. Hovering anything answers three questions: What am I seeing? · Is it good or bad? · What should I do? The judgement is derived from the live value and its threshold band, so the words always match the numbers.</w:t>
+      </w:r>
+    </w:p>
+    <w:p>
+      <w:r>
+        <w:drawing>
+          <wp:inline xmlns:a="http://schemas.openxmlformats.org/drawingml/2006/main" xmlns:pic="http://schemas.openxmlformats.org/drawingml/2006/picture">
+            <wp:extent cx="5943600" cy="3343275"/>
+            <wp:docPr id="7" name="Picture 7"/>
+            <wp:cNvGraphicFramePr>
+              <a:graphicFrameLocks noChangeAspect="1"/>
+            </wp:cNvGraphicFramePr>
+            <a:graphic>
+              <a:graphicData uri="http://schemas.openxmlformats.org/drawingml/2006/picture">
+                <pic:pic>
+                  <pic:nvPicPr>
+                    <pic:cNvPr id="0" name="08_kpi_tooltip.png"/>
+                    <pic:cNvPicPr/>
+                  </pic:nvPicPr>
+                  <pic:blipFill>
+                    <a:blip r:embed="rId15"/>
+                    <a:stretch>
+                      <a:fillRect/>
+                    </a:stretch>
+                  </pic:blipFill>
+                  <pic:spPr>
+                    <a:xfrm>
+                      <a:off x="0" y="0"/>
+                      <a:ext cx="5943600" cy="3343275"/>
+                    </a:xfrm>
+                    <a:prstGeom prst="rect"/>
+                  </pic:spPr>
+                </pic:pic>
+              </a:graphicData>
+            </a:graphic>
+          </wp:inline>
+        </w:drawing>
+      </w:r>
+    </w:p>
+    <w:p>
+      <w:pPr>
+        <w:jc w:val="center"/>
+      </w:pPr>
+      <w:r>
+        <w:rPr>
+          <w:i/>
+          <w:sz w:val="18"/>
+        </w:rPr>
+        <w:t>Figure: A metric tooltip — defines RUL and interprets the current reading.</w:t>
+      </w:r>
+    </w:p>
+    <w:p>
+      <w:r>
+        <w:drawing>
+          <wp:inline xmlns:a="http://schemas.openxmlformats.org/drawingml/2006/main" xmlns:pic="http://schemas.openxmlformats.org/drawingml/2006/picture">
+            <wp:extent cx="5943600" cy="3343275"/>
+            <wp:docPr id="8" name="Picture 8"/>
+            <wp:cNvGraphicFramePr>
+              <a:graphicFrameLocks noChangeAspect="1"/>
+            </wp:cNvGraphicFramePr>
+            <a:graphic>
+              <a:graphicData uri="http://schemas.openxmlformats.org/drawingml/2006/picture">
+                <pic:pic>
+                  <pic:nvPicPr>
+                    <pic:cNvPr id="0" name="10_sensor_tooltip.png"/>
+                    <pic:cNvPicPr/>
+                  </pic:nvPicPr>
+                  <pic:blipFill>
+                    <a:blip r:embed="rId16"/>
+                    <a:stretch>
+                      <a:fillRect/>
+                    </a:stretch>
+                  </pic:blipFill>
+                  <pic:spPr>
+                    <a:xfrm>
+                      <a:off x="0" y="0"/>
+                      <a:ext cx="5943600" cy="3343275"/>
+                    </a:xfrm>
+                    <a:prstGeom prst="rect"/>
+                  </pic:spPr>
+                </pic:pic>
+              </a:graphicData>
+            </a:graphic>
+          </wp:inline>
+        </w:drawing>
+      </w:r>
+    </w:p>
+    <w:p>
+      <w:pPr>
+        <w:jc w:val="center"/>
+      </w:pPr>
+      <w:r>
+        <w:rPr>
+          <w:i/>
+          <w:sz w:val="18"/>
+        </w:rPr>
+        <w:t>Figure: A sensor tooltip — value, normal direction, band, and the operational meaning (with a live trend sparkline and normal envelope).</w:t>
+      </w:r>
+    </w:p>
+    <w:p>
+      <w:pPr>
+        <w:pStyle w:val="Heading2"/>
+      </w:pPr>
+      <w:r>
+        <w:t>3.5 Demonstration controls &amp; settings</w:t>
+      </w:r>
+    </w:p>
+    <w:p>
+      <w:r>
+        <w:rPr>
+          <w:b w:val="0"/>
+          <w:i w:val="0"/>
+        </w:rPr>
+        <w:t>Demo controls (inject a fault per subsystem, accelerate the clock) are fenced and clearly labelled as not real machine controls. Settings expose the production rate (cycles/day) used to turn predicted cycles into calendar dates; the value persists to disk.</w:t>
+      </w:r>
+    </w:p>
+    <w:p>
+      <w:r>
+        <w:drawing>
+          <wp:inline xmlns:a="http://schemas.openxmlformats.org/drawingml/2006/main" xmlns:pic="http://schemas.openxmlformats.org/drawingml/2006/picture">
+            <wp:extent cx="5486400" cy="3086100"/>
+            <wp:docPr id="9" name="Picture 9"/>
+            <wp:cNvGraphicFramePr>
+              <a:graphicFrameLocks noChangeAspect="1"/>
+            </wp:cNvGraphicFramePr>
+            <a:graphic>
+              <a:graphicData uri="http://schemas.openxmlformats.org/drawingml/2006/picture">
+                <pic:pic>
+                  <pic:nvPicPr>
+                    <pic:cNvPr id="0" name="11_demo_controls.png"/>
+                    <pic:cNvPicPr/>
+                  </pic:nvPicPr>
+                  <pic:blipFill>
+                    <a:blip r:embed="rId17"/>
+                    <a:stretch>
+                      <a:fillRect/>
+                    </a:stretch>
+                  </pic:blipFill>
+                  <pic:spPr>
+                    <a:xfrm>
+                      <a:off x="0" y="0"/>
+                      <a:ext cx="5486400" cy="3086100"/>
+                    </a:xfrm>
+                    <a:prstGeom prst="rect"/>
+                  </pic:spPr>
+                </pic:pic>
+              </a:graphicData>
+            </a:graphic>
+          </wp:inline>
+        </w:drawing>
+      </w:r>
+    </w:p>
+    <w:p>
+      <w:pPr>
+        <w:jc w:val="center"/>
+      </w:pPr>
+      <w:r>
+        <w:rPr>
+          <w:i/>
+          <w:sz w:val="18"/>
+        </w:rPr>
+        <w:t>Figure: Demonstration controls — fault buttons per subsystem + speed, clearly fenced.</w:t>
+      </w:r>
+    </w:p>
+    <w:p>
+      <w:r>
+        <w:drawing>
+          <wp:inline xmlns:a="http://schemas.openxmlformats.org/drawingml/2006/main" xmlns:pic="http://schemas.openxmlformats.org/drawingml/2006/picture">
+            <wp:extent cx="5029200" cy="2828925"/>
+            <wp:docPr id="10" name="Picture 10"/>
+            <wp:cNvGraphicFramePr>
+              <a:graphicFrameLocks noChangeAspect="1"/>
+            </wp:cNvGraphicFramePr>
+            <a:graphic>
+              <a:graphicData uri="http://schemas.openxmlformats.org/drawingml/2006/picture">
+                <pic:pic>
+                  <pic:nvPicPr>
+                    <pic:cNvPr id="0" name="12_settings.png"/>
+                    <pic:cNvPicPr/>
+                  </pic:nvPicPr>
+                  <pic:blipFill>
+                    <a:blip r:embed="rId18"/>
+                    <a:stretch>
+                      <a:fillRect/>
+                    </a:stretch>
+                  </pic:blipFill>
+                  <pic:spPr>
+                    <a:xfrm>
+                      <a:off x="0" y="0"/>
+                      <a:ext cx="5029200" cy="2828925"/>
+                    </a:xfrm>
+                    <a:prstGeom prst="rect"/>
+                  </pic:spPr>
+                </pic:pic>
+              </a:graphicData>
+            </a:graphic>
+          </wp:inline>
+        </w:drawing>
+      </w:r>
+    </w:p>
+    <w:p>
+      <w:pPr>
+        <w:jc w:val="center"/>
+      </w:pPr>
+      <w:r>
+        <w:rPr>
+          <w:i/>
+          <w:sz w:val="18"/>
+        </w:rPr>
+        <w:t>Figure: Settings — production rate, self-explaining and persisted.</w:t>
+      </w:r>
+    </w:p>
+    <w:p>
+      <w:pPr>
+        <w:pStyle w:val="Heading1"/>
+      </w:pPr>
+      <w:r>
+        <w:t>4. Degradation and failure behaviour</w:t>
+      </w:r>
+    </w:p>
+    <w:p>
+      <w:r>
+        <w:rPr>
+          <w:b w:val="0"/>
+          <w:i w:val="0"/>
+        </w:rPr>
+        <w:t>Inject a fault (or connect a real machine) and the story unfolds live and on the geometry. As a subsystem wears, its region on the 3-D model shifts green → amber → red, the rail and machine state escalate Running → Warning → Critical, the RUL forecast collapses toward the failure line, predicted quality degrades, and alerts appear. When a component crosses its failure threshold the machine latches FAILED with a banner naming the part and the cycle.</w:t>
+      </w:r>
+    </w:p>
+    <w:p>
+      <w:r>
+        <w:drawing>
+          <wp:inline xmlns:a="http://schemas.openxmlformats.org/drawingml/2006/main" xmlns:pic="http://schemas.openxmlformats.org/drawingml/2006/picture">
+            <wp:extent cx="5943600" cy="3343275"/>
+            <wp:docPr id="11" name="Picture 11"/>
+            <wp:cNvGraphicFramePr>
+              <a:graphicFrameLocks noChangeAspect="1"/>
+            </wp:cNvGraphicFramePr>
+            <a:graphic>
+              <a:graphicData uri="http://schemas.openxmlformats.org/drawingml/2006/picture">
+                <pic:pic>
+                  <pic:nvPicPr>
+                    <pic:cNvPr id="0" name="13_state_warning.png"/>
+                    <pic:cNvPicPr/>
+                  </pic:nvPicPr>
+                  <pic:blipFill>
+                    <a:blip r:embed="rId19"/>
+                    <a:stretch>
+                      <a:fillRect/>
+                    </a:stretch>
+                  </pic:blipFill>
+                  <pic:spPr>
+                    <a:xfrm>
+                      <a:off x="0" y="0"/>
+                      <a:ext cx="5943600" cy="3343275"/>
+                    </a:xfrm>
+                    <a:prstGeom prst="rect"/>
+                  </pic:spPr>
+                </pic:pic>
+              </a:graphicData>
+            </a:graphic>
+          </wp:inline>
+        </w:drawing>
+      </w:r>
+    </w:p>
+    <w:p>
+      <w:pPr>
+        <w:jc w:val="center"/>
+      </w:pPr>
+      <w:r>
+        <w:rPr>
+          <w:i/>
+          <w:sz w:val="18"/>
+        </w:rPr>
+        <w:t>Figure: Warning — the Hydraulic base shifts amber; state = Warning.</w:t>
+      </w:r>
+    </w:p>
+    <w:p>
+      <w:r>
+        <w:drawing>
+          <wp:inline xmlns:a="http://schemas.openxmlformats.org/drawingml/2006/main" xmlns:pic="http://schemas.openxmlformats.org/drawingml/2006/picture">
+            <wp:extent cx="5943600" cy="3343275"/>
+            <wp:docPr id="12" name="Picture 12"/>
+            <wp:cNvGraphicFramePr>
+              <a:graphicFrameLocks noChangeAspect="1"/>
+            </wp:cNvGraphicFramePr>
+            <a:graphic>
+              <a:graphicData uri="http://schemas.openxmlformats.org/drawingml/2006/picture">
+                <pic:pic>
+                  <pic:nvPicPr>
+                    <pic:cNvPr id="0" name="14_state_critical.png"/>
+                    <pic:cNvPicPr/>
+                  </pic:nvPicPr>
+                  <pic:blipFill>
+                    <a:blip r:embed="rId20"/>
+                    <a:stretch>
+                      <a:fillRect/>
+                    </a:stretch>
+                  </pic:blipFill>
+                  <pic:spPr>
+                    <a:xfrm>
+                      <a:off x="0" y="0"/>
+                      <a:ext cx="5943600" cy="3343275"/>
+                    </a:xfrm>
+                    <a:prstGeom prst="rect"/>
+                  </pic:spPr>
+                </pic:pic>
+              </a:graphicData>
+            </a:graphic>
+          </wp:inline>
+        </w:drawing>
+      </w:r>
+    </w:p>
+    <w:p>
+      <w:pPr>
+        <w:jc w:val="center"/>
+      </w:pPr>
+      <w:r>
+        <w:rPr>
+          <w:i/>
+          <w:sz w:val="18"/>
+        </w:rPr>
+        <w:t>Figure: Critical — the region reddens further; quality flips toward WASTE.</w:t>
+      </w:r>
+    </w:p>
+    <w:p>
+      <w:r>
+        <w:drawing>
+          <wp:inline xmlns:a="http://schemas.openxmlformats.org/drawingml/2006/main" xmlns:pic="http://schemas.openxmlformats.org/drawingml/2006/picture">
+            <wp:extent cx="5943600" cy="3343275"/>
+            <wp:docPr id="13" name="Picture 13"/>
+            <wp:cNvGraphicFramePr>
+              <a:graphicFrameLocks noChangeAspect="1"/>
+            </wp:cNvGraphicFramePr>
+            <a:graphic>
+              <a:graphicData uri="http://schemas.openxmlformats.org/drawingml/2006/picture">
+                <pic:pic>
+                  <pic:nvPicPr>
+                    <pic:cNvPr id="0" name="15_state_failed.png"/>
+                    <pic:cNvPicPr/>
+                  </pic:nvPicPr>
+                  <pic:blipFill>
+                    <a:blip r:embed="rId21"/>
+                    <a:stretch>
+                      <a:fillRect/>
+                    </a:stretch>
+                  </pic:blipFill>
+                  <pic:spPr>
+                    <a:xfrm>
+                      <a:off x="0" y="0"/>
+                      <a:ext cx="5943600" cy="3343275"/>
+                    </a:xfrm>
+                    <a:prstGeom prst="rect"/>
+                  </pic:spPr>
+                </pic:pic>
+              </a:graphicData>
+            </a:graphic>
+          </wp:inline>
+        </w:drawing>
+      </w:r>
+    </w:p>
+    <w:p>
+      <w:pPr>
+        <w:jc w:val="center"/>
+      </w:pPr>
+      <w:r>
+        <w:rPr>
+          <w:i/>
+          <w:sz w:val="18"/>
+        </w:rPr>
+        <w:t>Figure: Failed — the region is red, a banner names the failed part and cycle, alerts raised.</w:t>
+      </w:r>
+    </w:p>
+    <w:p>
+      <w:pPr>
+        <w:pStyle w:val="Heading1"/>
+      </w:pPr>
+      <w:r>
+        <w:t>5. Component Mapping Engine</w:t>
+      </w:r>
+    </w:p>
+    <w:p>
+      <w:r>
+        <w:rPr>
+          <w:b w:val="0"/>
+          <w:i w:val="0"/>
+        </w:rPr>
+        <w:t>The platform binds live health to geometry through a component map (subsystem → mesh ids) built from the COLLADA model. Because the model's ~660 meshes are mostly generically named, the classifier combines two deterministic signals: name hints for the few descriptive nodes (hopper, platen, oil_cooler, …), and spatial zones for the rest — each mesh centroid is projected onto the machine's principal axis and vertical and mapped to the region that best matches a real injection-molding layout (power pack at the base, screw/heaters/drive across the top, mold at the clamp end). Structure (frames, guards, panels, fasteners) is routed to a neutral 'Structure' bucket so monitored assets stand out.</w:t>
+      </w:r>
+    </w:p>
+    <w:p>
+      <w:r>
+        <w:rPr>
+          <w:b w:val="0"/>
+          <w:i w:val="0"/>
+        </w:rPr>
+        <w:t>The result is a complete, reproducible partition committed as the source of truth at public/map/component-map.detailed.json (every mesh in exactly one subsystem). On boot the platform loads this file; if it is ever absent it derives the map at load time and persists it back, so the mapping never needs to be recreated. A domain expert can refine it in Inspection mode and re-export.</w:t>
+      </w:r>
+    </w:p>
+    <w:p>
+      <w:r>
+        <w:rPr>
+          <w:rFonts w:ascii="Consolas" w:hAnsi="Consolas"/>
+          <w:sz w:val="18"/>
+        </w:rPr>
+        <w:t>counts (this build): Hydraulic 219 · Screw&amp;CheckRing 111 · Drive 57 · Heaters 71 · Mold 184 · Structure 18   (660 meshes total)</w:t>
+      </w:r>
+    </w:p>
+    <w:p>
+      <w:pPr>
+        <w:pStyle w:val="Heading1"/>
+      </w:pPr>
+      <w:r>
+        <w:t>6. Inspection mode</w:t>
+      </w:r>
+    </w:p>
+    <w:p>
+      <w:r>
+        <w:rPr>
+          <w:b w:val="0"/>
+          <w:i w:val="0"/>
+        </w:rPr>
+        <w:t>The original mapping workbench is folded in as a native module — power users inspect internals without leaving the platform, sharing one scene and camera with Operations.</w:t>
+      </w:r>
+    </w:p>
+    <w:p>
+      <w:r>
+        <w:drawing>
+          <wp:inline xmlns:a="http://schemas.openxmlformats.org/drawingml/2006/main" xmlns:pic="http://schemas.openxmlformats.org/drawingml/2006/picture">
+            <wp:extent cx="5943600" cy="3343275"/>
+            <wp:docPr id="14" name="Picture 14"/>
+            <wp:cNvGraphicFramePr>
+              <a:graphicFrameLocks noChangeAspect="1"/>
+            </wp:cNvGraphicFramePr>
+            <a:graphic>
+              <a:graphicData uri="http://schemas.openxmlformats.org/drawingml/2006/picture">
+                <pic:pic>
+                  <pic:nvPicPr>
+                    <pic:cNvPr id="0" name="16_inspection_overview.png"/>
+                    <pic:cNvPicPr/>
+                  </pic:nvPicPr>
+                  <pic:blipFill>
+                    <a:blip r:embed="rId22"/>
+                    <a:stretch>
+                      <a:fillRect/>
+                    </a:stretch>
+                  </pic:blipFill>
+                  <pic:spPr>
+                    <a:xfrm>
+                      <a:off x="0" y="0"/>
+                      <a:ext cx="5943600" cy="3343275"/>
+                    </a:xfrm>
+                    <a:prstGeom prst="rect"/>
+                  </pic:spPr>
+                </pic:pic>
+              </a:graphicData>
+            </a:graphic>
+          </wp:inline>
+        </w:drawing>
+      </w:r>
+    </w:p>
+    <w:p>
+      <w:pPr>
+        <w:jc w:val="center"/>
+      </w:pPr>
+      <w:r>
+        <w:rPr>
+          <w:i/>
+          <w:sz w:val="18"/>
+        </w:rPr>
+        <w:t>Figure: Inspection — hierarchy explorer (left), the model in materials view, inspector + mapping editor (right) with live subsystem counts.</w:t>
+      </w:r>
+    </w:p>
+    <w:p>
+      <w:pPr>
+        <w:pStyle w:val="ListBullet"/>
+      </w:pPr>
+      <w:r>
+        <w:t>Mesh selection — click any mesh (or a hierarchy node); the inspector shows its name, material, triangle/vertex counts, parent and subsystem assignment.</w:t>
+      </w:r>
+    </w:p>
+    <w:p>
+      <w:pPr>
+        <w:pStyle w:val="ListBullet"/>
+      </w:pPr>
+      <w:r>
+        <w:t>Isolation — hide everything except the selection to study a part in context.</w:t>
+      </w:r>
+    </w:p>
+    <w:p>
+      <w:pPr>
+        <w:pStyle w:val="ListBullet"/>
+      </w:pPr>
+      <w:r>
+        <w:t>Wireframe / X-ray / Edges — see internal structure and overlapping geometry.</w:t>
+      </w:r>
+    </w:p>
+    <w:p>
+      <w:pPr>
+        <w:pStyle w:val="ListBullet"/>
+      </w:pPr>
+      <w:r>
+        <w:t>Search — filter the hierarchy by component or material name.</w:t>
+      </w:r>
+    </w:p>
+    <w:p>
+      <w:pPr>
+        <w:pStyle w:val="ListBullet"/>
+      </w:pPr>
+      <w:r>
+        <w:t>Mapping editor — assign meshes to subsystems (keys 1–5), reset, export the detailed map and persist it back to the server.</w:t>
+      </w:r>
+    </w:p>
+    <w:p>
+      <w:r>
+        <w:drawing>
+          <wp:inline xmlns:a="http://schemas.openxmlformats.org/drawingml/2006/main" xmlns:pic="http://schemas.openxmlformats.org/drawingml/2006/picture">
+            <wp:extent cx="5943600" cy="3343275"/>
+            <wp:docPr id="15" name="Picture 15"/>
+            <wp:cNvGraphicFramePr>
+              <a:graphicFrameLocks noChangeAspect="1"/>
+            </wp:cNvGraphicFramePr>
+            <a:graphic>
+              <a:graphicData uri="http://schemas.openxmlformats.org/drawingml/2006/picture">
+                <pic:pic>
+                  <pic:nvPicPr>
+                    <pic:cNvPr id="0" name="17_inspection_mesh_selected.png"/>
+                    <pic:cNvPicPr/>
+                  </pic:nvPicPr>
+                  <pic:blipFill>
+                    <a:blip r:embed="rId23"/>
+                    <a:stretch>
+                      <a:fillRect/>
+                    </a:stretch>
+                  </pic:blipFill>
+                  <pic:spPr>
+                    <a:xfrm>
+                      <a:off x="0" y="0"/>
+                      <a:ext cx="5943600" cy="3343275"/>
+                    </a:xfrm>
+                    <a:prstGeom prst="rect"/>
+                  </pic:spPr>
+                </pic:pic>
+              </a:graphicData>
+            </a:graphic>
+          </wp:inline>
+        </w:drawing>
+      </w:r>
+    </w:p>
+    <w:p>
+      <w:pPr>
+        <w:jc w:val="center"/>
+      </w:pPr>
+      <w:r>
+        <w:rPr>
+          <w:i/>
+          <w:sz w:val="18"/>
+        </w:rPr>
+        <w:t>Figure: A mesh selected — the inspector and hierarchy reflect it; outline highlight.</w:t>
+      </w:r>
+    </w:p>
+    <w:p>
+      <w:r>
+        <w:drawing>
+          <wp:inline xmlns:a="http://schemas.openxmlformats.org/drawingml/2006/main" xmlns:pic="http://schemas.openxmlformats.org/drawingml/2006/picture">
+            <wp:extent cx="5943600" cy="3343275"/>
+            <wp:docPr id="16" name="Picture 16"/>
+            <wp:cNvGraphicFramePr>
+              <a:graphicFrameLocks noChangeAspect="1"/>
+            </wp:cNvGraphicFramePr>
+            <a:graphic>
+              <a:graphicData uri="http://schemas.openxmlformats.org/drawingml/2006/picture">
+                <pic:pic>
+                  <pic:nvPicPr>
+                    <pic:cNvPr id="0" name="18_inspection_wireframe.png"/>
+                    <pic:cNvPicPr/>
+                  </pic:nvPicPr>
+                  <pic:blipFill>
+                    <a:blip r:embed="rId24"/>
+                    <a:stretch>
+                      <a:fillRect/>
+                    </a:stretch>
+                  </pic:blipFill>
+                  <pic:spPr>
+                    <a:xfrm>
+                      <a:off x="0" y="0"/>
+                      <a:ext cx="5943600" cy="3343275"/>
+                    </a:xfrm>
+                    <a:prstGeom prst="rect"/>
+                  </pic:spPr>
+                </pic:pic>
+              </a:graphicData>
+            </a:graphic>
+          </wp:inline>
+        </w:drawing>
+      </w:r>
+    </w:p>
+    <w:p>
+      <w:pPr>
+        <w:jc w:val="center"/>
+      </w:pPr>
+      <w:r>
+        <w:rPr>
+          <w:i/>
+          <w:sz w:val="18"/>
+        </w:rPr>
+        <w:t>Figure: Wireframe — internal structure of the machine.</w:t>
+      </w:r>
+    </w:p>
+    <w:p>
+      <w:r>
+        <w:drawing>
+          <wp:inline xmlns:a="http://schemas.openxmlformats.org/drawingml/2006/main" xmlns:pic="http://schemas.openxmlformats.org/drawingml/2006/picture">
+            <wp:extent cx="5943600" cy="3343275"/>
+            <wp:docPr id="17" name="Picture 17"/>
+            <wp:cNvGraphicFramePr>
+              <a:graphicFrameLocks noChangeAspect="1"/>
+            </wp:cNvGraphicFramePr>
+            <a:graphic>
+              <a:graphicData uri="http://schemas.openxmlformats.org/drawingml/2006/picture">
+                <pic:pic>
+                  <pic:nvPicPr>
+                    <pic:cNvPr id="0" name="20_inspection_isolate.png"/>
+                    <pic:cNvPicPr/>
+                  </pic:nvPicPr>
+                  <pic:blipFill>
+                    <a:blip r:embed="rId25"/>
+                    <a:stretch>
+                      <a:fillRect/>
+                    </a:stretch>
+                  </pic:blipFill>
+                  <pic:spPr>
+                    <a:xfrm>
+                      <a:off x="0" y="0"/>
+                      <a:ext cx="5943600" cy="3343275"/>
+                    </a:xfrm>
+                    <a:prstGeom prst="rect"/>
+                  </pic:spPr>
+                </pic:pic>
+              </a:graphicData>
+            </a:graphic>
+          </wp:inline>
+        </w:drawing>
+      </w:r>
+    </w:p>
+    <w:p>
+      <w:pPr>
+        <w:jc w:val="center"/>
+      </w:pPr>
+      <w:r>
+        <w:rPr>
+          <w:i/>
+          <w:sz w:val="18"/>
+        </w:rPr>
+        <w:t>Figure: Isolation — only the selected part is shown; the inspector details it.</w:t>
+      </w:r>
+    </w:p>
+    <w:p>
+      <w:pPr>
+        <w:pStyle w:val="Heading1"/>
+      </w:pPr>
+      <w:r>
+        <w:t>7. Collaborative review</w:t>
+      </w:r>
+    </w:p>
+    <w:p>
+      <w:r>
+        <w:rPr>
+          <w:b w:val="0"/>
+          <w:i w:val="0"/>
+        </w:rPr>
+        <w:t>The current view — mode and selected subsystem — is encoded in the URL hash, so a link reproduces a colleague's exact view. Combined with the one-command public tunnel, a developer and a domain expert can review the same live machine remotely:</w:t>
+      </w:r>
+    </w:p>
+    <w:p>
+      <w:r>
+        <w:rPr>
+          <w:rFonts w:ascii="Consolas" w:hAnsi="Consolas"/>
+          <w:sz w:val="18"/>
+        </w:rPr>
+        <w:t>https://&lt;your-tunnel&gt;.trycloudflare.com/#mode=operations&amp;sub=Mold</w:t>
+      </w:r>
+    </w:p>
+    <w:p>
+      <w:r>
+        <w:rPr>
+          <w:b w:val="0"/>
+          <w:i w:val="0"/>
+        </w:rPr>
+        <w:t>Everyone streams the same live snapshots from the one backend; no extra infrastructure is required for a shared review session.</w:t>
+      </w:r>
+    </w:p>
+    <w:p>
+      <w:pPr>
+        <w:pStyle w:val="Heading1"/>
+      </w:pPr>
+      <w:r>
+        <w:t>8. Visual design</w:t>
+      </w:r>
+    </w:p>
+    <w:p>
+      <w:r>
+        <w:rPr>
+          <w:b w:val="0"/>
+          <w:i w:val="0"/>
+        </w:rPr>
+        <w:t>A dark, single-theme industrial palette. The five subsystem hues are the only saturated colours in the chrome, so a lit subsystem reads instantly; a continuous green→amber→red scale encodes live health on the model and in the gauges. Numbers are set in a monospace with tabular figures so streaming values don't jitter. The layout is desktop-optimised and keeps the 3-D viewer the dominant column from 1280 px up.</w:t>
       </w:r>
     </w:p>
     <w:tbl>
@@ -1705,7 +1672,7 @@
           </w:tcPr>
           <w:p>
             <w:r>
-              <w:t>--color-bg</w:t>
+              <w:t>background</w:t>
             </w:r>
           </w:p>
         </w:tc>
@@ -1734,7 +1701,7 @@
           </w:tcPr>
           <w:p>
             <w:r>
-              <w:t>--color-surface</w:t>
+              <w:t>surface</w:t>
             </w:r>
           </w:p>
         </w:tc>
@@ -1763,7 +1730,7 @@
           </w:tcPr>
           <w:p>
             <w:r>
-              <w:t>--color-surface-elevated</w:t>
+              <w:t>elevated</w:t>
             </w:r>
           </w:p>
         </w:tc>
@@ -1792,7 +1759,7 @@
           </w:tcPr>
           <w:p>
             <w:r>
-              <w:t>--color-border</w:t>
+              <w:t>border</w:t>
             </w:r>
           </w:p>
         </w:tc>
@@ -1821,7 +1788,7 @@
           </w:tcPr>
           <w:p>
             <w:r>
-              <w:t>--color-text-primary</w:t>
+              <w:t>text primary</w:t>
             </w:r>
           </w:p>
         </w:tc>
@@ -1850,65 +1817,7 @@
           </w:tcPr>
           <w:p>
             <w:r>
-              <w:t>--color-text-secondary</w:t>
-            </w:r>
-          </w:p>
-        </w:tc>
-        <w:tc>
-          <w:tcPr>
-            <w:tcW w:type="dxa" w:w="2880"/>
-            <w:shd w:val="clear" w:color="auto" w:fill="9babc4"/>
-          </w:tcPr>
-          <w:p/>
-        </w:tc>
-        <w:tc>
-          <w:tcPr>
-            <w:tcW w:type="dxa" w:w="2880"/>
-          </w:tcPr>
-          <w:p>
-            <w:r>
-              <w:t>#9babc4 · body, labels</w:t>
-            </w:r>
-          </w:p>
-        </w:tc>
-      </w:tr>
-      <w:tr>
-        <w:tc>
-          <w:tcPr>
-            <w:tcW w:type="dxa" w:w="2880"/>
-          </w:tcPr>
-          <w:p>
-            <w:r>
-              <w:t>--color-text-muted</w:t>
-            </w:r>
-          </w:p>
-        </w:tc>
-        <w:tc>
-          <w:tcPr>
-            <w:tcW w:type="dxa" w:w="2880"/>
-            <w:shd w:val="clear" w:color="auto" w:fill="5f6e87"/>
-          </w:tcPr>
-          <w:p/>
-        </w:tc>
-        <w:tc>
-          <w:tcPr>
-            <w:tcW w:type="dxa" w:w="2880"/>
-          </w:tcPr>
-          <w:p>
-            <w:r>
-              <w:t>#5f6e87 · captions, axis ticks</w:t>
-            </w:r>
-          </w:p>
-        </w:tc>
-      </w:tr>
-      <w:tr>
-        <w:tc>
-          <w:tcPr>
-            <w:tcW w:type="dxa" w:w="2880"/>
-          </w:tcPr>
-          <w:p>
-            <w:r>
-              <w:t>--color-accent</w:t>
+              <w:t>accent</w:t>
             </w:r>
           </w:p>
         </w:tc>
@@ -1937,7 +1846,7 @@
           </w:tcPr>
           <w:p>
             <w:r>
-              <w:t>--color-success</w:t>
+              <w:t>success</w:t>
             </w:r>
           </w:p>
         </w:tc>
@@ -1966,7 +1875,7 @@
           </w:tcPr>
           <w:p>
             <w:r>
-              <w:t>--color-warning</w:t>
+              <w:t>warning</w:t>
             </w:r>
           </w:p>
         </w:tc>
@@ -1983,7 +1892,7 @@
           </w:tcPr>
           <w:p>
             <w:r>
-              <w:t>#fbbf24 · attention / acceptable</w:t>
+              <w:t>#fbbf24 · watch / acceptable</w:t>
             </w:r>
           </w:p>
         </w:tc>
@@ -1995,7 +1904,7 @@
           </w:tcPr>
           <w:p>
             <w:r>
-              <w:t>--color-critical</w:t>
+              <w:t>critical</w:t>
             </w:r>
           </w:p>
         </w:tc>
@@ -2012,7 +1921,7 @@
           </w:tcPr>
           <w:p>
             <w:r>
-              <w:t>#f4554e · urgent / waste</w:t>
+              <w:t>#f4554e · critical / waste</w:t>
             </w:r>
           </w:p>
         </w:tc>
@@ -2024,14 +1933,14 @@
           </w:tcPr>
           <w:p>
             <w:r>
-              <w:t>--color-failed</w:t>
+              <w:t>Hydraulic</w:t>
             </w:r>
           </w:p>
         </w:tc>
         <w:tc>
           <w:tcPr>
             <w:tcW w:type="dxa" w:w="2880"/>
-            <w:shd w:val="clear" w:color="auto" w:fill="8a7374"/>
+            <w:shd w:val="clear" w:color="auto" w:fill="3b82f6"/>
           </w:tcPr>
           <w:p/>
         </w:tc>
@@ -2041,7 +1950,123 @@
           </w:tcPr>
           <w:p>
             <w:r>
-              <w:t>#8a7374 · STOPPED — distinct grey-red</w:t>
+              <w:t>#3b82f6 · subsystem identity</w:t>
+            </w:r>
+          </w:p>
+        </w:tc>
+      </w:tr>
+      <w:tr>
+        <w:tc>
+          <w:tcPr>
+            <w:tcW w:type="dxa" w:w="2880"/>
+          </w:tcPr>
+          <w:p>
+            <w:r>
+              <w:t>Screw&amp;CheckRing</w:t>
+            </w:r>
+          </w:p>
+        </w:tc>
+        <w:tc>
+          <w:tcPr>
+            <w:tcW w:type="dxa" w:w="2880"/>
+            <w:shd w:val="clear" w:color="auto" w:fill="f97316"/>
+          </w:tcPr>
+          <w:p/>
+        </w:tc>
+        <w:tc>
+          <w:tcPr>
+            <w:tcW w:type="dxa" w:w="2880"/>
+          </w:tcPr>
+          <w:p>
+            <w:r>
+              <w:t>#f97316 · subsystem identity</w:t>
+            </w:r>
+          </w:p>
+        </w:tc>
+      </w:tr>
+      <w:tr>
+        <w:tc>
+          <w:tcPr>
+            <w:tcW w:type="dxa" w:w="2880"/>
+          </w:tcPr>
+          <w:p>
+            <w:r>
+              <w:t>Drive</w:t>
+            </w:r>
+          </w:p>
+        </w:tc>
+        <w:tc>
+          <w:tcPr>
+            <w:tcW w:type="dxa" w:w="2880"/>
+            <w:shd w:val="clear" w:color="auto" w:fill="22c55e"/>
+          </w:tcPr>
+          <w:p/>
+        </w:tc>
+        <w:tc>
+          <w:tcPr>
+            <w:tcW w:type="dxa" w:w="2880"/>
+          </w:tcPr>
+          <w:p>
+            <w:r>
+              <w:t>#22c55e · subsystem identity</w:t>
+            </w:r>
+          </w:p>
+        </w:tc>
+      </w:tr>
+      <w:tr>
+        <w:tc>
+          <w:tcPr>
+            <w:tcW w:type="dxa" w:w="2880"/>
+          </w:tcPr>
+          <w:p>
+            <w:r>
+              <w:t>Heaters</w:t>
+            </w:r>
+          </w:p>
+        </w:tc>
+        <w:tc>
+          <w:tcPr>
+            <w:tcW w:type="dxa" w:w="2880"/>
+            <w:shd w:val="clear" w:color="auto" w:fill="eab308"/>
+          </w:tcPr>
+          <w:p/>
+        </w:tc>
+        <w:tc>
+          <w:tcPr>
+            <w:tcW w:type="dxa" w:w="2880"/>
+          </w:tcPr>
+          <w:p>
+            <w:r>
+              <w:t>#eab308 · subsystem identity</w:t>
+            </w:r>
+          </w:p>
+        </w:tc>
+      </w:tr>
+      <w:tr>
+        <w:tc>
+          <w:tcPr>
+            <w:tcW w:type="dxa" w:w="2880"/>
+          </w:tcPr>
+          <w:p>
+            <w:r>
+              <w:t>Mold</w:t>
+            </w:r>
+          </w:p>
+        </w:tc>
+        <w:tc>
+          <w:tcPr>
+            <w:tcW w:type="dxa" w:w="2880"/>
+            <w:shd w:val="clear" w:color="auto" w:fill="a855f7"/>
+          </w:tcPr>
+          <w:p/>
+        </w:tc>
+        <w:tc>
+          <w:tcPr>
+            <w:tcW w:type="dxa" w:w="2880"/>
+          </w:tcPr>
+          <w:p>
+            <w:r>
+              <w:t>#a855f7 · subsystem identity</w:t>
             </w:r>
           </w:p>
         </w:tc>
@@ -2049,167 +2074,10 @@
     </w:tbl>
     <w:p>
       <w:r>
-        <w:rPr>
-          <w:b/>
-          <w:i w:val="0"/>
-        </w:rPr>
-        <w:t>Typography:</w:t>
-      </w:r>
-    </w:p>
-    <w:p>
-      <w:pPr>
-        <w:pStyle w:val="ListBullet"/>
-      </w:pPr>
-      <w:r>
-        <w:t>Inter (variable, self-hosted via Fontsource) for all UI text.</w:t>
-      </w:r>
-    </w:p>
-    <w:p>
-      <w:pPr>
-        <w:pStyle w:val="ListBullet"/>
-      </w:pPr>
-      <w:r>
-        <w:t>JetBrains Mono (variable) for every number — cycle counter, health %, RUL cycles, dates — with tabular figures so digits don't jitter.</w:t>
-      </w:r>
-    </w:p>
-    <w:p>
-      <w:pPr>
-        <w:pStyle w:val="ListBullet"/>
-      </w:pPr>
-      <w:r>
-        <w:t>Type scale only: text-xs 12 / sm 14 / base 16 / lg 18 / xl 20 / 2xl 24 / 3xl 30 — no arbitrary sizes.</w:t>
-      </w:r>
-    </w:p>
-    <w:p>
-      <w:r>
-        <w:rPr>
-          <w:b/>
-          <w:i w:val="0"/>
-        </w:rPr>
-        <w:t>Spacing &amp; hierarchy:</w:t>
-      </w:r>
-    </w:p>
-    <w:p>
-      <w:pPr>
-        <w:pStyle w:val="ListBullet"/>
-      </w:pPr>
-      <w:r>
-        <w:t>4 px spacing base; cards use a ~10 px corner radius and consistent internal padding.</w:t>
-      </w:r>
-    </w:p>
-    <w:p>
-      <w:pPr>
-        <w:pStyle w:val="ListBullet"/>
-      </w:pPr>
-      <w:r>
-        <w:t>The most important thing (machine state, worst component) is largest and highest; less important panels are smaller and lower.</w:t>
-      </w:r>
-    </w:p>
-    <w:p>
-      <w:pPr>
-        <w:pStyle w:val="ListBullet"/>
-      </w:pPr>
-      <w:r>
-        <w:t>Demo-only controls are collapsed and de-emphasized so a viewer never mistakes them for production features.</w:t>
-      </w:r>
-    </w:p>
-    <w:p>
-      <w:pPr>
-        <w:pStyle w:val="Heading1"/>
-      </w:pPr>
-      <w:r>
-        <w:t>13. What happens when the machine fails</w:t>
-      </w:r>
-    </w:p>
-    <w:p>
-      <w:r>
-        <w:rPr>
-          <w:b w:val="0"/>
-          <w:i w:val="0"/>
-        </w:rPr>
-        <w:t>The simulator exposes a single top-level machine_state, derived from the worst component's true (hidden) health and anchored on the existing health constants:</w:t>
-      </w:r>
-    </w:p>
-    <w:p>
-      <w:pPr>
-        <w:pStyle w:val="ListBullet"/>
-      </w:pPr>
-      <w:r>
-        <w:t>health &gt; 0.42 → running</w:t>
-      </w:r>
-    </w:p>
-    <w:p>
-      <w:pPr>
-        <w:pStyle w:val="ListBullet"/>
-      </w:pPr>
-      <w:r>
-        <w:t>0.35 – 0.42 → warning (entering the resale sweet spot)</w:t>
-      </w:r>
-    </w:p>
-    <w:p>
-      <w:pPr>
-        <w:pStyle w:val="ListBullet"/>
-      </w:pPr>
-      <w:r>
-        <w:t>0.20 – 0.35 → critical (past the sweet spot, approaching failure)</w:t>
-      </w:r>
-    </w:p>
-    <w:p>
-      <w:pPr>
-        <w:pStyle w:val="ListBullet"/>
-      </w:pPr>
-      <w:r>
-        <w:t>≤ 0.20 → failed (latched)</w:t>
-      </w:r>
-    </w:p>
-    <w:p>
-      <w:r>
-        <w:rPr>
-          <w:b w:val="0"/>
-          <w:i w:val="0"/>
-        </w:rPr>
-        <w:t>The moment any component crosses 0.20 the machine latches into FAILED and stays there until Reset. While failed:</w:t>
-      </w:r>
-    </w:p>
-    <w:p>
-      <w:pPr>
-        <w:pStyle w:val="ListBullet"/>
-      </w:pPr>
-      <w:r>
-        <w:t>Degradation freezes — health is pinned at its crossed value and never goes below 0.0.</w:t>
-      </w:r>
-    </w:p>
-    <w:p>
-      <w:pPr>
-        <w:pStyle w:val="ListBullet"/>
-      </w:pPr>
-      <w:r>
-        <w:t>New cycles still stream, flagged failed=true in the snapshot.</w:t>
-      </w:r>
-    </w:p>
-    <w:p>
-      <w:pPr>
-        <w:pStyle w:val="ListBullet"/>
-      </w:pPr>
-      <w:r>
-        <w:t>Quality is forced to WASTE (a serving-layer presentation override; the ML model is untouched).</w:t>
-      </w:r>
-    </w:p>
-    <w:p>
-      <w:r>
-        <w:rPr>
-          <w:b w:val="0"/>
-          <w:i w:val="0"/>
-        </w:rPr>
-        <w:t>The UI then shows a red banner naming the failed component and the cycle at which it crossed, a FAILED status badge, and a distinct 'stopped' gauge (lock icon, desaturated grey-red ring, struck-through label) — so it reads as stopped, not merely bad.</w:t>
-      </w:r>
-    </w:p>
-    <w:p>
-      <w:r>
         <w:drawing>
           <wp:inline xmlns:a="http://schemas.openxmlformats.org/drawingml/2006/main" xmlns:pic="http://schemas.openxmlformats.org/drawingml/2006/picture">
-            <wp:extent cx="5486400" cy="4193667"/>
-            <wp:docPr id="7" name="Picture 7"/>
+            <wp:extent cx="5943600" cy="3714750"/>
+            <wp:docPr id="18" name="Picture 18"/>
             <wp:cNvGraphicFramePr>
               <a:graphicFrameLocks noChangeAspect="1"/>
             </wp:cNvGraphicFramePr>
@@ -2217,11 +2085,11 @@
               <a:graphicData uri="http://schemas.openxmlformats.org/drawingml/2006/picture">
                 <pic:pic>
                   <pic:nvPicPr>
-                    <pic:cNvPr id="0" name="state_failed.png"/>
+                    <pic:cNvPr id="0" name="21_responsive_1280.png"/>
                     <pic:cNvPicPr/>
                   </pic:nvPicPr>
                   <pic:blipFill>
-                    <a:blip r:embed="rId15"/>
+                    <a:blip r:embed="rId26"/>
                     <a:stretch>
                       <a:fillRect/>
                     </a:stretch>
@@ -2229,7 +2097,7 @@
                   <pic:spPr>
                     <a:xfrm>
                       <a:off x="0" y="0"/>
-                      <a:ext cx="5486400" cy="4193667"/>
+                      <a:ext cx="5943600" cy="3714750"/>
                     </a:xfrm>
                     <a:prstGeom prst="rect"/>
                   </pic:spPr>
@@ -2249,7 +2117,15 @@
           <w:i/>
           <w:sz w:val="18"/>
         </w:rPr>
-        <w:t>Figure: Failed state — banner, FAILED badge, STOPPED gauge, quality forced to WASTE</w:t>
+        <w:t>Figure: The layout at 1280 px — the viewer stays the dominant column.</w:t>
+      </w:r>
+    </w:p>
+    <w:p>
+      <w:pPr>
+        <w:pStyle w:val="Heading1"/>
+      </w:pPr>
+      <w:r>
+        <w:t>9. Deterministic deployment (clone → run → share)</w:t>
       </w:r>
     </w:p>
     <w:p>
@@ -2258,15 +2134,48 @@
           <w:b w:val="0"/>
           <w:i w:val="0"/>
         </w:rPr>
-        <w:t>Note the distinction: machine_state is ground truth from the simulator's hidden health, whereas a gauge's urgency band is the ML model's days-based forecast. They answer different questions — 'what condition is the press in now?' versus 'how soon should I plan to replace this part?'</w:t>
+        <w:t>The platform is built to come up identically on any machine — laptop or DGX — with no manual recreation and no repeated mapping or training.</w:t>
+      </w:r>
+    </w:p>
+    <w:p>
+      <w:r>
+        <w:rPr>
+          <w:b/>
+          <w:i w:val="0"/>
+        </w:rPr>
+        <w:t>Committed to the repository (survives a clone):</w:t>
       </w:r>
     </w:p>
     <w:p>
       <w:pPr>
-        <w:pStyle w:val="Heading1"/>
+        <w:pStyle w:val="ListBullet"/>
       </w:pPr>
       <w:r>
-        <w:t>14. Replacement-date edge cases</w:t>
+        <w:t>All code, the 3-D model (model.dae) and its textures.</w:t>
+      </w:r>
+    </w:p>
+    <w:p>
+      <w:pPr>
+        <w:pStyle w:val="ListBullet"/>
+      </w:pPr>
+      <w:r>
+        <w:t>The component map — public/map/component-map.detailed.json (source of truth).</w:t>
+      </w:r>
+    </w:p>
+    <w:p>
+      <w:pPr>
+        <w:pStyle w:val="ListBullet"/>
+      </w:pPr>
+      <w:r>
+        <w:t>Trained ML models (artifacts/models/*.pkl) so no retraining is needed.</w:t>
+      </w:r>
+    </w:p>
+    <w:p>
+      <w:pPr>
+        <w:pStyle w:val="ListBullet"/>
+      </w:pPr>
+      <w:r>
+        <w:t>Default platform config (config/platform.json) and the deterministic simulator seed.</w:t>
       </w:r>
     </w:p>
     <w:p>
@@ -2275,31 +2184,31 @@
           <w:b w:val="0"/>
           <w:i w:val="0"/>
         </w:rPr>
-        <w:t>Turning predicted cycles into calendar dates has three edge cases the UI handles explicitly so a date never looks broken:</w:t>
+        <w:t>Runtime persistence is to files, written atomically (temp + rename) and validated on load. The server serves the platform build by default; setting WEB_DIR=web/dist rolls back to the legacy dashboard instantly.</w:t>
       </w:r>
     </w:p>
     <w:p>
-      <w:pPr>
-        <w:pStyle w:val="ListBullet"/>
-      </w:pPr>
       <w:r>
-        <w:t>Normal: a real date plus a day count (e.g. 'replace by 2026-06-05 · in 12 days').</w:t>
+        <w:rPr>
+          <w:b/>
+          <w:i w:val="0"/>
+        </w:rPr>
+        <w:t>On the DGX:</w:t>
       </w:r>
     </w:p>
     <w:p>
-      <w:pPr>
-        <w:pStyle w:val="ListBullet"/>
-      </w:pPr>
       <w:r>
-        <w:t>Already due (days ≤ 0) or a failed component: shows OVERDUE with a distinct red style and no date — never 'replace on [yesterday]'.</w:t>
-      </w:r>
-    </w:p>
-    <w:p>
-      <w:pPr>
-        <w:pStyle w:val="ListBullet"/>
-      </w:pPr>
-      <w:r>
-        <w:t>Far out (days &gt; 365): shows '&gt; 1 year' instead of a literal multi-year date, which would be technically correct but unhelpful.</w:t>
+        <w:rPr>
+          <w:rFonts w:ascii="Consolas" w:hAnsi="Consolas"/>
+          <w:sz w:val="18"/>
+        </w:rPr>
+        <w:t>git clone &lt;repo&gt; &amp;&amp; cd injection-molding</w:t>
+        <w:br/>
+        <w:t>./demo.sh            # build + serve at http://localhost:8000</w:t>
+        <w:br/>
+        <w:t>./demo.sh --tunnel   # also print a temporary public https link (Cloudflare)</w:t>
+        <w:br/>
+        <w:t>#   relaunch any time with the same command; first run does one-time setup only</w:t>
       </w:r>
     </w:p>
     <w:p>
@@ -2308,7 +2217,7 @@
           <w:b w:val="0"/>
           <w:i w:val="0"/>
         </w:rPr>
-        <w:t>Underpinning guarantees (unit-tested): the backend clamps predicted p50 RUL to ≥ 0 and never emits a past date. At 4000 cycles/day, a fresh component with a 50,000-cycle p50 RUL resolves to roughly 12.5 days out (2026-06-05, 12 whole days) — verified by tests/test_urgency.py. A failed component's part is treated as OVERDUE.</w:t>
+        <w:t>demo.sh is idempotent: it creates the venv, trains models only if missing, builds the platform frontend only if missing, then serves; --tunnel adds a shareable public URL for a remote investor demo.</w:t>
       </w:r>
     </w:p>
     <w:p>
@@ -2316,54 +2225,319 @@
         <w:pStyle w:val="Heading1"/>
       </w:pPr>
       <w:r>
-        <w:t>15. Demonstrating the prototype — the easy version</w:t>
-      </w:r>
-    </w:p>
-    <w:p>
-      <w:r>
-        <w:rPr>
-          <w:b w:val="0"/>
-          <w:i w:val="0"/>
-        </w:rPr>
-        <w:t>In one sentence: this dashboard watches an injection-molding machine and tells you, component by component, how much life is left and exactly when to replace each part — early enough to avoid a breakdown, late enough not to throw away good life.</w:t>
+        <w:t>10. Glossary — plain English</w:t>
       </w:r>
     </w:p>
     <w:p>
       <w:r>
         <w:rPr>
           <w:b/>
-          <w:i w:val="0"/>
         </w:rPr>
-        <w:t>Run it:</w:t>
+        <w:t xml:space="preserve">Digital twin — </w:t>
       </w:r>
-    </w:p>
-    <w:p>
       <w:r>
-        <w:rPr>
-          <w:rFonts w:ascii="Consolas" w:hAnsi="Consolas"/>
-          <w:sz w:val="18"/>
-        </w:rPr>
-        <w:t>./demo.sh            # build if needed, then open http://localhost:8000</w:t>
-        <w:br/>
-        <w:t>./demo.sh --tunnel   # same, plus a temporary public https link (Cloudflare)</w:t>
+        <w:t>A live software model of the machine driven by the same data stream — here an interactive 3-D model tinted by each subsystem's real-time health.</w:t>
       </w:r>
     </w:p>
     <w:p>
       <w:r>
         <w:rPr>
           <w:b/>
-          <w:i w:val="0"/>
         </w:rPr>
-        <w:t>You don't need to memorise anything: hover any label, gauge, chart, or the small ⓘ icons and the UI explains — in plain English — what it means and what to do.</w:t>
+        <w:t xml:space="preserve">In plain English: </w:t>
+      </w:r>
+      <w:r>
+        <w:t>A virtual copy of the press that lights up where it hurts.</w:t>
       </w:r>
     </w:p>
     <w:p>
       <w:r>
         <w:rPr>
           <w:b/>
-          <w:i w:val="0"/>
+          <w:i/>
         </w:rPr>
-        <w:t>A 60-second walkthrough:</w:t>
+        <w:t xml:space="preserve">On the factory floor: </w:t>
+      </w:r>
+      <w:r>
+        <w:rPr>
+          <w:i/>
+        </w:rPr>
+        <w:t>A dashboard stand-in of your machine that shows condition on the actual geometry.</w:t>
+      </w:r>
+    </w:p>
+    <w:p/>
+    <w:p>
+      <w:r>
+        <w:rPr>
+          <w:b/>
+        </w:rPr>
+        <w:t xml:space="preserve">Subsystem — </w:t>
+      </w:r>
+      <w:r>
+        <w:t>One of five monitored asset groups (Hydraulic, Screw &amp; Check Ring, Drive, Heaters, Mold &amp; Clamp), each mapped to a region of the model and a set of sensors.</w:t>
+      </w:r>
+    </w:p>
+    <w:p>
+      <w:r>
+        <w:rPr>
+          <w:b/>
+        </w:rPr>
+        <w:t xml:space="preserve">In plain English: </w:t>
+      </w:r>
+      <w:r>
+        <w:t>A major part of the machine that wears and gets replaced as a unit.</w:t>
+      </w:r>
+    </w:p>
+    <w:p>
+      <w:r>
+        <w:rPr>
+          <w:b/>
+          <w:i/>
+        </w:rPr>
+        <w:t xml:space="preserve">On the factory floor: </w:t>
+      </w:r>
+      <w:r>
+        <w:rPr>
+          <w:i/>
+        </w:rPr>
+        <w:t>The pump pack, the screw, the motor, the heaters, the mold — the things you actually service.</w:t>
+      </w:r>
+    </w:p>
+    <w:p/>
+    <w:p>
+      <w:r>
+        <w:rPr>
+          <w:b/>
+        </w:rPr>
+        <w:t xml:space="preserve">RUL (Remaining Useful Life) — </w:t>
+      </w:r>
+      <w:r>
+        <w:t>The predicted number of production cycles a subsystem will survive before its health crosses the failure threshold.</w:t>
+      </w:r>
+    </w:p>
+    <w:p>
+      <w:r>
+        <w:rPr>
+          <w:b/>
+        </w:rPr>
+        <w:t xml:space="preserve">In plain English: </w:t>
+      </w:r>
+      <w:r>
+        <w:t>How much life the part has left, counted in shots.</w:t>
+      </w:r>
+    </w:p>
+    <w:p>
+      <w:r>
+        <w:rPr>
+          <w:b/>
+          <w:i/>
+        </w:rPr>
+        <w:t xml:space="preserve">On the factory floor: </w:t>
+      </w:r>
+      <w:r>
+        <w:rPr>
+          <w:i/>
+        </w:rPr>
+        <w:t>Like an oil-life gauge — but counting molded parts instead of miles.</w:t>
+      </w:r>
+    </w:p>
+    <w:p/>
+    <w:p>
+      <w:r>
+        <w:rPr>
+          <w:b/>
+        </w:rPr>
+        <w:t xml:space="preserve">p10 / p50 / p90 — </w:t>
+      </w:r>
+      <w:r>
+        <w:t>Three points on the predicted RUL distribution — a pessimistic, most-likely and optimistic estimate; the band on the forecast chart.</w:t>
+      </w:r>
+    </w:p>
+    <w:p>
+      <w:r>
+        <w:rPr>
+          <w:b/>
+        </w:rPr>
+        <w:t xml:space="preserve">In plain English: </w:t>
+      </w:r>
+      <w:r>
+        <w:t>A best-case, likely, and worst-case estimate of remaining life.</w:t>
+      </w:r>
+    </w:p>
+    <w:p>
+      <w:r>
+        <w:rPr>
+          <w:b/>
+          <w:i/>
+        </w:rPr>
+        <w:t xml:space="preserve">On the factory floor: </w:t>
+      </w:r>
+      <w:r>
+        <w:rPr>
+          <w:i/>
+        </w:rPr>
+        <w:t>'Most likely 2,000 more shots, but could be fewer or more' — shown as the shaded band.</w:t>
+      </w:r>
+    </w:p>
+    <w:p/>
+    <w:p>
+      <w:r>
+        <w:rPr>
+          <w:b/>
+        </w:rPr>
+        <w:t xml:space="preserve">Urgency band — </w:t>
+      </w:r>
+      <w:r>
+        <w:t>A bucket (critical / imminent / schedule / monitor) derived from days-until-replacement.</w:t>
+      </w:r>
+    </w:p>
+    <w:p>
+      <w:r>
+        <w:rPr>
+          <w:b/>
+        </w:rPr>
+        <w:t xml:space="preserve">In plain English: </w:t>
+      </w:r>
+      <w:r>
+        <w:t>A traffic-light label for how soon to act on a part.</w:t>
+      </w:r>
+    </w:p>
+    <w:p>
+      <w:r>
+        <w:rPr>
+          <w:b/>
+          <w:i/>
+        </w:rPr>
+        <w:t xml:space="preserve">On the factory floor: </w:t>
+      </w:r>
+      <w:r>
+        <w:rPr>
+          <w:i/>
+        </w:rPr>
+        <w:t>Red = order it now; green = check again next month.</w:t>
+      </w:r>
+    </w:p>
+    <w:p/>
+    <w:p>
+      <w:r>
+        <w:rPr>
+          <w:b/>
+        </w:rPr>
+        <w:t xml:space="preserve">Machine state — </w:t>
+      </w:r>
+      <w:r>
+        <w:t>A ground-truth status (Running / Warning / Critical / Failed) from the worst subsystem's true health — distinct from the ML-predicted urgency.</w:t>
+      </w:r>
+    </w:p>
+    <w:p>
+      <w:r>
+        <w:rPr>
+          <w:b/>
+        </w:rPr>
+        <w:t xml:space="preserve">In plain English: </w:t>
+      </w:r>
+      <w:r>
+        <w:t>The overall traffic-light for the whole press, right now.</w:t>
+      </w:r>
+    </w:p>
+    <w:p>
+      <w:r>
+        <w:rPr>
+          <w:b/>
+          <w:i/>
+        </w:rPr>
+        <w:t xml:space="preserve">On the factory floor: </w:t>
+      </w:r>
+      <w:r>
+        <w:rPr>
+          <w:i/>
+        </w:rPr>
+        <w:t>Green = making good parts; red FAILED = stopped, reset to continue.</w:t>
+      </w:r>
+    </w:p>
+    <w:p/>
+    <w:p>
+      <w:r>
+        <w:rPr>
+          <w:b/>
+        </w:rPr>
+        <w:t xml:space="preserve">Component map — </w:t>
+      </w:r>
+      <w:r>
+        <w:t>The file that maps each mesh of the 3-D model to a subsystem, so live health can tint the right geometry.</w:t>
+      </w:r>
+    </w:p>
+    <w:p>
+      <w:r>
+        <w:rPr>
+          <w:b/>
+        </w:rPr>
+        <w:t xml:space="preserve">In plain English: </w:t>
+      </w:r>
+      <w:r>
+        <w:t>The link between the picture of the machine and the data about it.</w:t>
+      </w:r>
+    </w:p>
+    <w:p>
+      <w:r>
+        <w:rPr>
+          <w:b/>
+          <w:i/>
+        </w:rPr>
+        <w:t xml:space="preserve">On the factory floor: </w:t>
+      </w:r>
+      <w:r>
+        <w:rPr>
+          <w:i/>
+        </w:rPr>
+        <w:t>What makes the mold end light up purple and the pump pack light up blue.</w:t>
+      </w:r>
+    </w:p>
+    <w:p/>
+    <w:p>
+      <w:r>
+        <w:rPr>
+          <w:b/>
+        </w:rPr>
+        <w:t xml:space="preserve">Fault injection — </w:t>
+      </w:r>
+      <w:r>
+        <w:t>A demo control that ramps extra wear into a subsystem to simulate a developing fault.</w:t>
+      </w:r>
+    </w:p>
+    <w:p>
+      <w:r>
+        <w:rPr>
+          <w:b/>
+        </w:rPr>
+        <w:t xml:space="preserve">In plain English: </w:t>
+      </w:r>
+      <w:r>
+        <w:t>A test button that fakes a part going bad.</w:t>
+      </w:r>
+    </w:p>
+    <w:p>
+      <w:r>
+        <w:rPr>
+          <w:b/>
+          <w:i/>
+        </w:rPr>
+        <w:t xml:space="preserve">On the factory floor: </w:t>
+      </w:r>
+      <w:r>
+        <w:rPr>
+          <w:i/>
+        </w:rPr>
+        <w:t>Like a trainer tripping a sensor to prove the alarm catches it — demonstration only.</w:t>
+      </w:r>
+    </w:p>
+    <w:p/>
+    <w:p>
+      <w:pPr>
+        <w:pStyle w:val="Heading1"/>
+      </w:pPr>
+      <w:r>
+        <w:t>11. Roadmap</w:t>
       </w:r>
     </w:p>
     <w:p>
@@ -2371,7 +2545,7 @@
         <w:pStyle w:val="ListBullet"/>
       </w:pPr>
       <w:r>
-        <w:t>1. Open the dashboard. The top badge reads RUNNING and the five gauges are green/cyan — a healthy machine. Each gauge: the big number is health, the ring colour is how urgently to replace, the small number is days left.</w:t>
+        <w:t>Connect a real machine through the PLC DataSource (the snapshot contract is unchanged) and validate predictions against run-to-failure data.</w:t>
       </w:r>
     </w:p>
     <w:p>
@@ -2379,7 +2553,7 @@
         <w:pStyle w:val="ListBullet"/>
       </w:pPr>
       <w:r>
-        <w:t>2. Hover a gauge — it states the reading and the recommended action ('plenty of life left', 'replace now', …). Hover any ⓘ to learn how to read that whole panel.</w:t>
+        <w:t>Expert-refined component map per machine variant, versioned in the repo.</w:t>
       </w:r>
     </w:p>
     <w:p>
@@ -2387,7 +2561,7 @@
         <w:pStyle w:val="ListBullet"/>
       </w:pPr>
       <w:r>
-        <w:t>3. Open 'Demo controls' (left), click 'Hydraulic Pump Wear', and drag 'Speed' up. This simulates a failing hydraulic pump.</w:t>
+        <w:t>Threshold overrides and per-machine configuration via the persisted config API.</w:t>
       </w:r>
     </w:p>
     <w:p>
@@ -2395,144 +2569,7 @@
         <w:pStyle w:val="ListBullet"/>
       </w:pPr>
       <w:r>
-        <w:t>4. Watch the story unfold live: the Hydraulic gauge falls, the status badge moves RUNNING → WARNING → CRITICAL, the RUL forecast line drops toward the red failure line, the process curves get noisy, and quality slides toward WASTE.</w:t>
-      </w:r>
-    </w:p>
-    <w:p>
-      <w:pPr>
-        <w:pStyle w:val="ListBullet"/>
-      </w:pPr>
-      <w:r>
-        <w:t>5. Let it cross the line: a red 'MACHINE FAILED' banner names the part and the exact cycle, and that gauge shows a STOPPED lock.</w:t>
-      </w:r>
-    </w:p>
-    <w:p>
-      <w:pPr>
-        <w:pStyle w:val="ListBullet"/>
-      </w:pPr>
-      <w:r>
-        <w:t>6. Click 'Reset' — everything returns to 100% health and you can run the story again.</w:t>
-      </w:r>
-    </w:p>
-    <w:p>
-      <w:r>
-        <w:rPr>
-          <w:b w:val="0"/>
-          <w:i w:val="0"/>
-        </w:rPr>
-        <w:t>That arc — healthy → predicted decline → failure → reset — is the entire value proposition in about a minute.</w:t>
-      </w:r>
-    </w:p>
-    <w:p>
-      <w:pPr>
-        <w:pStyle w:val="Heading1"/>
-      </w:pPr>
-      <w:r>
-        <w:t>16. Highlights — why it stands out</w:t>
-      </w:r>
-    </w:p>
-    <w:p>
-      <w:pPr>
-        <w:pStyle w:val="ListBullet"/>
-      </w:pPr>
-      <w:r>
-        <w:t>Per-component remaining-life predictions with honest uncertainty (p10/p50/p90) and calibrated quality probabilities — not a single black-box number.</w:t>
-      </w:r>
-    </w:p>
-    <w:p>
-      <w:pPr>
-        <w:pStyle w:val="ListBullet"/>
-      </w:pPr>
-      <w:r>
-        <w:t>Turns predictions into decisions: a calendar replacement date and a red/amber/cyan/green urgency band per component, plus a single 'worst component — act first' callout.</w:t>
-      </w:r>
-    </w:p>
-    <w:p>
-      <w:pPr>
-        <w:pStyle w:val="ListBullet"/>
-      </w:pPr>
-      <w:r>
-        <w:t>Leakage-proof by construction: the machine's hidden health is never a model input (enforced by an AST lint test), validation never splits one machine across train/test (GroupKFold), and prediction-interval coverage is gate-tested at ≥ 70%.</w:t>
-      </w:r>
-    </w:p>
-    <w:p>
-      <w:pPr>
-        <w:pStyle w:val="ListBullet"/>
-      </w:pPr>
-      <w:r>
-        <w:t>Live end-to-end: simulator → 49 engineered features → ML → dashboard over a WebSocket; inject a fault and the whole pipeline reacts within seconds.</w:t>
-      </w:r>
-    </w:p>
-    <w:p>
-      <w:pPr>
-        <w:pStyle w:val="ListBullet"/>
-      </w:pPr>
-      <w:r>
-        <w:t>Swap-to-real ready: one DataSource interface means the same app runs on the simulator or a real PLC by changing a single class.</w:t>
-      </w:r>
-    </w:p>
-    <w:p>
-      <w:pPr>
-        <w:pStyle w:val="ListBullet"/>
-      </w:pPr>
-      <w:r>
-        <w:t>Defined failure behaviour: the machine latches FAILED at the threshold, freezes, flags the cycle, and forces WASTE — with a one-click reset.</w:t>
-      </w:r>
-    </w:p>
-    <w:p>
-      <w:pPr>
-        <w:pStyle w:val="ListBullet"/>
-      </w:pPr>
-      <w:r>
-        <w:t>Self-teaching UI: every control, gauge and chart explains itself on hover; designed empty/loading/offline states; accessible keyboard focus.</w:t>
-      </w:r>
-    </w:p>
-    <w:p>
-      <w:pPr>
-        <w:pStyle w:val="ListBullet"/>
-      </w:pPr>
-      <w:r>
-        <w:t>Optional interactive 3-D twin, and a one-command demo that can publish a temporary public link via Cloudflare — clone, run, share.</w:t>
-      </w:r>
-    </w:p>
-    <w:p>
-      <w:pPr>
-        <w:pStyle w:val="Heading1"/>
-      </w:pPr>
-      <w:r>
-        <w:t>17. Future work</w:t>
-      </w:r>
-    </w:p>
-    <w:p>
-      <w:pPr>
-        <w:pStyle w:val="ListBullet"/>
-      </w:pPr>
-      <w:r>
-        <w:t>Bind live component health to the 3-D model's meshes (requires the model re-authored with semantic node names) so the twin itself lights up where it hurts.</w:t>
-      </w:r>
-    </w:p>
-    <w:p>
-      <w:pPr>
-        <w:pStyle w:val="ListBullet"/>
-      </w:pPr>
-      <w:r>
-        <w:t>Connect a real machine through the PLC DataSource and validate predictions against real run-to-failure data.</w:t>
-      </w:r>
-    </w:p>
-    <w:p>
-      <w:pPr>
-        <w:pStyle w:val="ListBullet"/>
-      </w:pPr>
-      <w:r>
-        <w:t>Drift / anomaly detection and alerting — e.g. notify when P(waste) &gt; 0.3 for N consecutive shots.</w:t>
-      </w:r>
-    </w:p>
-    <w:p>
-      <w:pPr>
-        <w:pStyle w:val="ListBullet"/>
-      </w:pPr>
-      <w:r>
-        <w:t>Cost-aware replacement policy: weigh residual life, downtime cost and resale value to recommend the optimal day, not just the urgency band.</w:t>
+        <w:t>Cursor-level multiplayer review (presence) on top of the shareable-link sessions.</w:t>
       </w:r>
     </w:p>
     <w:p>
@@ -2548,15 +2585,7 @@
         <w:pStyle w:val="ListBullet"/>
       </w:pPr>
       <w:r>
-        <w:t>Authentication and role-based access for a multi-user shop-floor deployment.</w:t>
-      </w:r>
-    </w:p>
-    <w:p>
-      <w:pPr>
-        <w:pStyle w:val="ListBullet"/>
-      </w:pPr>
-      <w:r>
-        <w:t>Continuous retraining / online learning as real operating data accumulates.</w:t>
+        <w:t>Authentication and a read-only reviewer role for remote investor / customer demos.</w:t>
       </w:r>
     </w:p>
     <w:sectPr>

--- a/docs/PROTOTYPE_OVERVIEW.docx
+++ b/docs/PROTOTYPE_OVERVIEW.docx
@@ -1597,6 +1597,63 @@
       </w:r>
     </w:p>
     <w:p>
+      <w:r>
+        <w:rPr>
+          <w:b w:val="0"/>
+          <w:i w:val="0"/>
+        </w:rPr>
+        <w:t>For investor / customer demos, append &amp;ro=1 for a read-only link: live monitoring stays fully interactive, but machine controls (reset, settings, fault injection) are hidden so a remote viewer can explore without disrupting the live machine. The presenter uses the plain URL for full control. See docs/DGX_DEMO_CHECKLIST.md.</w:t>
+      </w:r>
+    </w:p>
+    <w:p>
+      <w:r>
+        <w:drawing>
+          <wp:inline xmlns:a="http://schemas.openxmlformats.org/drawingml/2006/main" xmlns:pic="http://schemas.openxmlformats.org/drawingml/2006/picture">
+            <wp:extent cx="5943600" cy="3343275"/>
+            <wp:docPr id="18" name="Picture 18"/>
+            <wp:cNvGraphicFramePr>
+              <a:graphicFrameLocks noChangeAspect="1"/>
+            </wp:cNvGraphicFramePr>
+            <a:graphic>
+              <a:graphicData uri="http://schemas.openxmlformats.org/drawingml/2006/picture">
+                <pic:pic>
+                  <pic:nvPicPr>
+                    <pic:cNvPr id="0" name="23_readonly_review.png"/>
+                    <pic:cNvPicPr/>
+                  </pic:nvPicPr>
+                  <pic:blipFill>
+                    <a:blip r:embed="rId26"/>
+                    <a:stretch>
+                      <a:fillRect/>
+                    </a:stretch>
+                  </pic:blipFill>
+                  <pic:spPr>
+                    <a:xfrm>
+                      <a:off x="0" y="0"/>
+                      <a:ext cx="5943600" cy="3343275"/>
+                    </a:xfrm>
+                    <a:prstGeom prst="rect"/>
+                  </pic:spPr>
+                </pic:pic>
+              </a:graphicData>
+            </a:graphic>
+          </wp:inline>
+        </w:drawing>
+      </w:r>
+    </w:p>
+    <w:p>
+      <w:pPr>
+        <w:jc w:val="center"/>
+      </w:pPr>
+      <w:r>
+        <w:rPr>
+          <w:i/>
+          <w:sz w:val="18"/>
+        </w:rPr>
+        <w:t>Figure: Read-only review link (#…&amp;ro=1) — a READ-ONLY badge replaces the machine controls; the link opened straight into the Mold &amp; Clamp context.</w:t>
+      </w:r>
+    </w:p>
+    <w:p>
       <w:pPr>
         <w:pStyle w:val="Heading1"/>
       </w:pPr>
@@ -2077,7 +2134,7 @@
         <w:drawing>
           <wp:inline xmlns:a="http://schemas.openxmlformats.org/drawingml/2006/main" xmlns:pic="http://schemas.openxmlformats.org/drawingml/2006/picture">
             <wp:extent cx="5943600" cy="3714750"/>
-            <wp:docPr id="18" name="Picture 18"/>
+            <wp:docPr id="19" name="Picture 19"/>
             <wp:cNvGraphicFramePr>
               <a:graphicFrameLocks noChangeAspect="1"/>
             </wp:cNvGraphicFramePr>
@@ -2089,7 +2146,7 @@
                     <pic:cNvPicPr/>
                   </pic:nvPicPr>
                   <pic:blipFill>
-                    <a:blip r:embed="rId26"/>
+                    <a:blip r:embed="rId27"/>
                     <a:stretch>
                       <a:fillRect/>
                     </a:stretch>
